--- a/tuvi-thang-09-12-binh-ngo-2026.docx
+++ b/tuvi-thang-09-12-binh-ngo-2026.docx
@@ -11,7 +11,7 @@
         <w:rPr>
           <w:rFonts w:ascii="Aptos Display" w:hAnsi="Aptos Display"/>
           <w:b/>
-          <w:color w:val="17365D"/>
+          <w:color w:val="164E63"/>
           <w:sz w:val="44"/>
         </w:rPr>
         <w:t>TỬ VI THÁNG 09–12 ÂM LỊCH NĂM BÍNH NGỌ 2026</w:t>
@@ -23,7 +23,7 @@
       </w:pPr>
       <w:r>
         <w:rPr>
-          <w:color w:val="17365D"/>
+          <w:color w:val="164E63"/>
         </w:rPr>
         <w:t>Bản gửi Hoàng</w:t>
       </w:r>
@@ -83,7 +83,7 @@
       <w:pPr>
         <w:spacing w:after="160"/>
         <w:ind w:left="259" w:right="259"/>
-        <w:shd w:fill="FFF2CC"/>
+        <w:shd w:fill="FFF4D6"/>
       </w:pPr>
       <w:r>
         <w:rPr>
@@ -98,7 +98,7 @@
       </w:pPr>
       <w:r>
         <w:rPr>
-          <w:color w:val="17365D"/>
+          <w:color w:val="164E63"/>
         </w:rPr>
         <w:t>1. Tổng quan cuối năm</w:t>
       </w:r>
@@ -120,7 +120,7 @@
       </w:pPr>
       <w:r>
         <w:rPr>
-          <w:color w:val="17365D"/>
+          <w:color w:val="164E63"/>
         </w:rPr>
         <w:t>2. Luận từng tháng</w:t>
       </w:r>
@@ -131,7 +131,7 @@
       </w:pPr>
       <w:r>
         <w:rPr>
-          <w:color w:val="1F4E79"/>
+          <w:color w:val="0F766E"/>
         </w:rPr>
         <w:t>Tháng 9 âm – Tử Tức Tuất – 11/10/2026 đến 08/11/2026</w:t>
       </w:r>
@@ -311,7 +311,7 @@
           <w:tcPr>
             <w:tcW w:type="dxa" w:w="2045"/>
             <w:vAlign w:val="center"/>
-            <w:shd w:fill="17365D"/>
+            <w:shd w:fill="164E63"/>
           </w:tcPr>
           <w:p>
             <w:pPr>
@@ -332,7 +332,7 @@
           <w:tcPr>
             <w:tcW w:type="dxa" w:w="2045"/>
             <w:vAlign w:val="center"/>
-            <w:shd w:fill="17365D"/>
+            <w:shd w:fill="164E63"/>
           </w:tcPr>
           <w:p>
             <w:pPr>
@@ -353,7 +353,7 @@
           <w:tcPr>
             <w:tcW w:type="dxa" w:w="2045"/>
             <w:vAlign w:val="center"/>
-            <w:shd w:fill="17365D"/>
+            <w:shd w:fill="164E63"/>
           </w:tcPr>
           <w:p>
             <w:pPr>
@@ -374,7 +374,7 @@
           <w:tcPr>
             <w:tcW w:type="dxa" w:w="2045"/>
             <w:vAlign w:val="center"/>
-            <w:shd w:fill="17365D"/>
+            <w:shd w:fill="164E63"/>
           </w:tcPr>
           <w:p>
             <w:pPr>
@@ -395,7 +395,7 @@
           <w:tcPr>
             <w:tcW w:type="dxa" w:w="2045"/>
             <w:vAlign w:val="center"/>
-            <w:shd w:fill="17365D"/>
+            <w:shd w:fill="164E63"/>
           </w:tcPr>
           <w:p>
             <w:pPr>
@@ -474,16 +474,18 @@
         <w:tc>
           <w:tcPr>
             <w:tcW w:type="dxa" w:w="2045"/>
-            <w:vAlign w:val="center"/>
-          </w:tcPr>
-          <w:p>
-            <w:pPr>
-              <w:spacing w:after="20"/>
-            </w:pPr>
-            <w:r/>
-            <w:r>
-              <w:rPr>
-                <w:b w:val="0"/>
+            <w:shd w:fill="E5F3F1"/>
+            <w:vAlign w:val="center"/>
+          </w:tcPr>
+          <w:p>
+            <w:pPr>
+              <w:spacing w:after="20"/>
+            </w:pPr>
+            <w:r/>
+            <w:r>
+              <w:rPr>
+                <w:b w:val="0"/>
+                <w:color w:val="0F766E"/>
                 <w:sz w:val="16"/>
               </w:rPr>
               <w:t>Khá</w:t>
@@ -571,16 +573,18 @@
         <w:tc>
           <w:tcPr>
             <w:tcW w:type="dxa" w:w="2045"/>
-            <w:vAlign w:val="center"/>
-          </w:tcPr>
-          <w:p>
-            <w:pPr>
-              <w:spacing w:after="20"/>
-            </w:pPr>
-            <w:r/>
-            <w:r>
-              <w:rPr>
-                <w:b w:val="0"/>
+            <w:shd w:fill="E5F3F1"/>
+            <w:vAlign w:val="center"/>
+          </w:tcPr>
+          <w:p>
+            <w:pPr>
+              <w:spacing w:after="20"/>
+            </w:pPr>
+            <w:r/>
+            <w:r>
+              <w:rPr>
+                <w:b w:val="0"/>
+                <w:color w:val="0F766E"/>
                 <w:sz w:val="16"/>
               </w:rPr>
               <w:t>Khá</w:t>
@@ -668,16 +672,18 @@
         <w:tc>
           <w:tcPr>
             <w:tcW w:type="dxa" w:w="2045"/>
-            <w:vAlign w:val="center"/>
-          </w:tcPr>
-          <w:p>
-            <w:pPr>
-              <w:spacing w:after="20"/>
-            </w:pPr>
-            <w:r/>
-            <w:r>
-              <w:rPr>
-                <w:b w:val="0"/>
+            <w:shd w:fill="E5F3F1"/>
+            <w:vAlign w:val="center"/>
+          </w:tcPr>
+          <w:p>
+            <w:pPr>
+              <w:spacing w:after="20"/>
+            </w:pPr>
+            <w:r/>
+            <w:r>
+              <w:rPr>
+                <w:b w:val="0"/>
+                <w:color w:val="0F766E"/>
                 <w:sz w:val="16"/>
               </w:rPr>
               <w:t>Khá</w:t>
@@ -765,16 +771,18 @@
         <w:tc>
           <w:tcPr>
             <w:tcW w:type="dxa" w:w="2045"/>
-            <w:vAlign w:val="center"/>
-          </w:tcPr>
-          <w:p>
-            <w:pPr>
-              <w:spacing w:after="20"/>
-            </w:pPr>
-            <w:r/>
-            <w:r>
-              <w:rPr>
-                <w:b w:val="0"/>
+            <w:shd w:fill="E5F3F1"/>
+            <w:vAlign w:val="center"/>
+          </w:tcPr>
+          <w:p>
+            <w:pPr>
+              <w:spacing w:after="20"/>
+            </w:pPr>
+            <w:r/>
+            <w:r>
+              <w:rPr>
+                <w:b w:val="0"/>
+                <w:color w:val="0F766E"/>
                 <w:sz w:val="16"/>
               </w:rPr>
               <w:t>Khá</w:t>
@@ -862,16 +870,18 @@
         <w:tc>
           <w:tcPr>
             <w:tcW w:type="dxa" w:w="2045"/>
-            <w:vAlign w:val="center"/>
-          </w:tcPr>
-          <w:p>
-            <w:pPr>
-              <w:spacing w:after="20"/>
-            </w:pPr>
-            <w:r/>
-            <w:r>
-              <w:rPr>
-                <w:b w:val="0"/>
+            <w:shd w:fill="E5F3F1"/>
+            <w:vAlign w:val="center"/>
+          </w:tcPr>
+          <w:p>
+            <w:pPr>
+              <w:spacing w:after="20"/>
+            </w:pPr>
+            <w:r/>
+            <w:r>
+              <w:rPr>
+                <w:b w:val="0"/>
+                <w:color w:val="0F766E"/>
                 <w:sz w:val="16"/>
               </w:rPr>
               <w:t>Khá</w:t>
@@ -959,18 +969,18 @@
         <w:tc>
           <w:tcPr>
             <w:tcW w:type="dxa" w:w="2045"/>
-            <w:shd w:fill="FCE4D6"/>
-            <w:vAlign w:val="center"/>
-          </w:tcPr>
-          <w:p>
-            <w:pPr>
-              <w:spacing w:after="20"/>
-            </w:pPr>
-            <w:r/>
-            <w:r>
-              <w:rPr>
-                <w:b w:val="0"/>
-                <w:color w:val="9C0006"/>
+            <w:shd w:fill="FDE8E2"/>
+            <w:vAlign w:val="center"/>
+          </w:tcPr>
+          <w:p>
+            <w:pPr>
+              <w:spacing w:after="20"/>
+            </w:pPr>
+            <w:r/>
+            <w:r>
+              <w:rPr>
+                <w:b w:val="0"/>
+                <w:color w:val="C2413B"/>
                 <w:sz w:val="16"/>
               </w:rPr>
               <w:t>Cẩn trọng</w:t>
@@ -1058,16 +1068,18 @@
         <w:tc>
           <w:tcPr>
             <w:tcW w:type="dxa" w:w="2045"/>
-            <w:vAlign w:val="center"/>
-          </w:tcPr>
-          <w:p>
-            <w:pPr>
-              <w:spacing w:after="20"/>
-            </w:pPr>
-            <w:r/>
-            <w:r>
-              <w:rPr>
-                <w:b w:val="0"/>
+            <w:shd w:fill="E5F3F1"/>
+            <w:vAlign w:val="center"/>
+          </w:tcPr>
+          <w:p>
+            <w:pPr>
+              <w:spacing w:after="20"/>
+            </w:pPr>
+            <w:r/>
+            <w:r>
+              <w:rPr>
+                <w:b w:val="0"/>
+                <w:color w:val="0F766E"/>
                 <w:sz w:val="16"/>
               </w:rPr>
               <w:t>Khá</w:t>
@@ -1155,16 +1167,18 @@
         <w:tc>
           <w:tcPr>
             <w:tcW w:type="dxa" w:w="2045"/>
-            <w:vAlign w:val="center"/>
-          </w:tcPr>
-          <w:p>
-            <w:pPr>
-              <w:spacing w:after="20"/>
-            </w:pPr>
-            <w:r/>
-            <w:r>
-              <w:rPr>
-                <w:b w:val="0"/>
+            <w:shd w:fill="E5F3F1"/>
+            <w:vAlign w:val="center"/>
+          </w:tcPr>
+          <w:p>
+            <w:pPr>
+              <w:spacing w:after="20"/>
+            </w:pPr>
+            <w:r/>
+            <w:r>
+              <w:rPr>
+                <w:b w:val="0"/>
+                <w:color w:val="0F766E"/>
                 <w:sz w:val="16"/>
               </w:rPr>
               <w:t>Khá</w:t>
@@ -1252,16 +1266,18 @@
         <w:tc>
           <w:tcPr>
             <w:tcW w:type="dxa" w:w="2045"/>
-            <w:vAlign w:val="center"/>
-          </w:tcPr>
-          <w:p>
-            <w:pPr>
-              <w:spacing w:after="20"/>
-            </w:pPr>
-            <w:r/>
-            <w:r>
-              <w:rPr>
-                <w:b w:val="0"/>
+            <w:shd w:fill="E5F3F1"/>
+            <w:vAlign w:val="center"/>
+          </w:tcPr>
+          <w:p>
+            <w:pPr>
+              <w:spacing w:after="20"/>
+            </w:pPr>
+            <w:r/>
+            <w:r>
+              <w:rPr>
+                <w:b w:val="0"/>
+                <w:color w:val="0F766E"/>
                 <w:sz w:val="16"/>
               </w:rPr>
               <w:t>Khá</w:t>
@@ -1349,16 +1365,18 @@
         <w:tc>
           <w:tcPr>
             <w:tcW w:type="dxa" w:w="2045"/>
-            <w:vAlign w:val="center"/>
-          </w:tcPr>
-          <w:p>
-            <w:pPr>
-              <w:spacing w:after="20"/>
-            </w:pPr>
-            <w:r/>
-            <w:r>
-              <w:rPr>
-                <w:b w:val="0"/>
+            <w:shd w:fill="E5F3F1"/>
+            <w:vAlign w:val="center"/>
+          </w:tcPr>
+          <w:p>
+            <w:pPr>
+              <w:spacing w:after="20"/>
+            </w:pPr>
+            <w:r/>
+            <w:r>
+              <w:rPr>
+                <w:b w:val="0"/>
+                <w:color w:val="0F766E"/>
                 <w:sz w:val="16"/>
               </w:rPr>
               <w:t>Khá</w:t>
@@ -1446,16 +1464,18 @@
         <w:tc>
           <w:tcPr>
             <w:tcW w:type="dxa" w:w="2045"/>
-            <w:vAlign w:val="center"/>
-          </w:tcPr>
-          <w:p>
-            <w:pPr>
-              <w:spacing w:after="20"/>
-            </w:pPr>
-            <w:r/>
-            <w:r>
-              <w:rPr>
-                <w:b w:val="0"/>
+            <w:shd w:fill="E5F3F1"/>
+            <w:vAlign w:val="center"/>
+          </w:tcPr>
+          <w:p>
+            <w:pPr>
+              <w:spacing w:after="20"/>
+            </w:pPr>
+            <w:r/>
+            <w:r>
+              <w:rPr>
+                <w:b w:val="0"/>
+                <w:color w:val="0F766E"/>
                 <w:sz w:val="16"/>
               </w:rPr>
               <w:t>Khá</w:t>
@@ -1543,18 +1563,18 @@
         <w:tc>
           <w:tcPr>
             <w:tcW w:type="dxa" w:w="2045"/>
-            <w:shd w:fill="E2F0D9"/>
-            <w:vAlign w:val="center"/>
-          </w:tcPr>
-          <w:p>
-            <w:pPr>
-              <w:spacing w:after="20"/>
-            </w:pPr>
-            <w:r/>
-            <w:r>
-              <w:rPr>
-                <w:b w:val="0"/>
-                <w:color w:val="216E39"/>
+            <w:shd w:fill="E7F3E5"/>
+            <w:vAlign w:val="center"/>
+          </w:tcPr>
+          <w:p>
+            <w:pPr>
+              <w:spacing w:after="20"/>
+            </w:pPr>
+            <w:r/>
+            <w:r>
+              <w:rPr>
+                <w:b w:val="0"/>
+                <w:color w:val="3F7D4A"/>
                 <w:sz w:val="16"/>
               </w:rPr>
               <w:t>Rất tốt</w:t>
@@ -1642,16 +1662,18 @@
         <w:tc>
           <w:tcPr>
             <w:tcW w:type="dxa" w:w="2045"/>
-            <w:vAlign w:val="center"/>
-          </w:tcPr>
-          <w:p>
-            <w:pPr>
-              <w:spacing w:after="20"/>
-            </w:pPr>
-            <w:r/>
-            <w:r>
-              <w:rPr>
-                <w:b w:val="0"/>
+            <w:shd w:fill="E5F3F1"/>
+            <w:vAlign w:val="center"/>
+          </w:tcPr>
+          <w:p>
+            <w:pPr>
+              <w:spacing w:after="20"/>
+            </w:pPr>
+            <w:r/>
+            <w:r>
+              <w:rPr>
+                <w:b w:val="0"/>
+                <w:color w:val="0F766E"/>
                 <w:sz w:val="16"/>
               </w:rPr>
               <w:t>Khá</w:t>
@@ -1739,16 +1761,18 @@
         <w:tc>
           <w:tcPr>
             <w:tcW w:type="dxa" w:w="2045"/>
-            <w:vAlign w:val="center"/>
-          </w:tcPr>
-          <w:p>
-            <w:pPr>
-              <w:spacing w:after="20"/>
-            </w:pPr>
-            <w:r/>
-            <w:r>
-              <w:rPr>
-                <w:b w:val="0"/>
+            <w:shd w:fill="E5F3F1"/>
+            <w:vAlign w:val="center"/>
+          </w:tcPr>
+          <w:p>
+            <w:pPr>
+              <w:spacing w:after="20"/>
+            </w:pPr>
+            <w:r/>
+            <w:r>
+              <w:rPr>
+                <w:b w:val="0"/>
+                <w:color w:val="0F766E"/>
                 <w:sz w:val="16"/>
               </w:rPr>
               <w:t>Khá</w:t>
@@ -1836,16 +1860,18 @@
         <w:tc>
           <w:tcPr>
             <w:tcW w:type="dxa" w:w="2045"/>
-            <w:vAlign w:val="center"/>
-          </w:tcPr>
-          <w:p>
-            <w:pPr>
-              <w:spacing w:after="20"/>
-            </w:pPr>
-            <w:r/>
-            <w:r>
-              <w:rPr>
-                <w:b w:val="0"/>
+            <w:shd w:fill="E5F3F1"/>
+            <w:vAlign w:val="center"/>
+          </w:tcPr>
+          <w:p>
+            <w:pPr>
+              <w:spacing w:after="20"/>
+            </w:pPr>
+            <w:r/>
+            <w:r>
+              <w:rPr>
+                <w:b w:val="0"/>
+                <w:color w:val="0F766E"/>
                 <w:sz w:val="16"/>
               </w:rPr>
               <w:t>Khá</w:t>
@@ -1933,16 +1959,18 @@
         <w:tc>
           <w:tcPr>
             <w:tcW w:type="dxa" w:w="2045"/>
-            <w:vAlign w:val="center"/>
-          </w:tcPr>
-          <w:p>
-            <w:pPr>
-              <w:spacing w:after="20"/>
-            </w:pPr>
-            <w:r/>
-            <w:r>
-              <w:rPr>
-                <w:b w:val="0"/>
+            <w:shd w:fill="E5F3F1"/>
+            <w:vAlign w:val="center"/>
+          </w:tcPr>
+          <w:p>
+            <w:pPr>
+              <w:spacing w:after="20"/>
+            </w:pPr>
+            <w:r/>
+            <w:r>
+              <w:rPr>
+                <w:b w:val="0"/>
+                <w:color w:val="0F766E"/>
                 <w:sz w:val="16"/>
               </w:rPr>
               <w:t>Khá</w:t>
@@ -2030,16 +2058,18 @@
         <w:tc>
           <w:tcPr>
             <w:tcW w:type="dxa" w:w="2045"/>
-            <w:vAlign w:val="center"/>
-          </w:tcPr>
-          <w:p>
-            <w:pPr>
-              <w:spacing w:after="20"/>
-            </w:pPr>
-            <w:r/>
-            <w:r>
-              <w:rPr>
-                <w:b w:val="0"/>
+            <w:shd w:fill="E5F3F1"/>
+            <w:vAlign w:val="center"/>
+          </w:tcPr>
+          <w:p>
+            <w:pPr>
+              <w:spacing w:after="20"/>
+            </w:pPr>
+            <w:r/>
+            <w:r>
+              <w:rPr>
+                <w:b w:val="0"/>
+                <w:color w:val="0F766E"/>
                 <w:sz w:val="16"/>
               </w:rPr>
               <w:t>Khá</w:t>
@@ -2127,18 +2157,18 @@
         <w:tc>
           <w:tcPr>
             <w:tcW w:type="dxa" w:w="2045"/>
-            <w:shd w:fill="FCE4D6"/>
-            <w:vAlign w:val="center"/>
-          </w:tcPr>
-          <w:p>
-            <w:pPr>
-              <w:spacing w:after="20"/>
-            </w:pPr>
-            <w:r/>
-            <w:r>
-              <w:rPr>
-                <w:b w:val="0"/>
-                <w:color w:val="9C0006"/>
+            <w:shd w:fill="FDE8E2"/>
+            <w:vAlign w:val="center"/>
+          </w:tcPr>
+          <w:p>
+            <w:pPr>
+              <w:spacing w:after="20"/>
+            </w:pPr>
+            <w:r/>
+            <w:r>
+              <w:rPr>
+                <w:b w:val="0"/>
+                <w:color w:val="C2413B"/>
                 <w:sz w:val="16"/>
               </w:rPr>
               <w:t>Cẩn trọng</w:t>
@@ -2226,16 +2256,18 @@
         <w:tc>
           <w:tcPr>
             <w:tcW w:type="dxa" w:w="2045"/>
-            <w:vAlign w:val="center"/>
-          </w:tcPr>
-          <w:p>
-            <w:pPr>
-              <w:spacing w:after="20"/>
-            </w:pPr>
-            <w:r/>
-            <w:r>
-              <w:rPr>
-                <w:b w:val="0"/>
+            <w:shd w:fill="E5F3F1"/>
+            <w:vAlign w:val="center"/>
+          </w:tcPr>
+          <w:p>
+            <w:pPr>
+              <w:spacing w:after="20"/>
+            </w:pPr>
+            <w:r/>
+            <w:r>
+              <w:rPr>
+                <w:b w:val="0"/>
+                <w:color w:val="0F766E"/>
                 <w:sz w:val="16"/>
               </w:rPr>
               <w:t>Khá</w:t>
@@ -2323,16 +2355,18 @@
         <w:tc>
           <w:tcPr>
             <w:tcW w:type="dxa" w:w="2045"/>
-            <w:vAlign w:val="center"/>
-          </w:tcPr>
-          <w:p>
-            <w:pPr>
-              <w:spacing w:after="20"/>
-            </w:pPr>
-            <w:r/>
-            <w:r>
-              <w:rPr>
-                <w:b w:val="0"/>
+            <w:shd w:fill="E5F3F1"/>
+            <w:vAlign w:val="center"/>
+          </w:tcPr>
+          <w:p>
+            <w:pPr>
+              <w:spacing w:after="20"/>
+            </w:pPr>
+            <w:r/>
+            <w:r>
+              <w:rPr>
+                <w:b w:val="0"/>
+                <w:color w:val="0F766E"/>
                 <w:sz w:val="16"/>
               </w:rPr>
               <w:t>Khá</w:t>
@@ -2420,16 +2454,18 @@
         <w:tc>
           <w:tcPr>
             <w:tcW w:type="dxa" w:w="2045"/>
-            <w:vAlign w:val="center"/>
-          </w:tcPr>
-          <w:p>
-            <w:pPr>
-              <w:spacing w:after="20"/>
-            </w:pPr>
-            <w:r/>
-            <w:r>
-              <w:rPr>
-                <w:b w:val="0"/>
+            <w:shd w:fill="E5F3F1"/>
+            <w:vAlign w:val="center"/>
+          </w:tcPr>
+          <w:p>
+            <w:pPr>
+              <w:spacing w:after="20"/>
+            </w:pPr>
+            <w:r/>
+            <w:r>
+              <w:rPr>
+                <w:b w:val="0"/>
+                <w:color w:val="0F766E"/>
                 <w:sz w:val="16"/>
               </w:rPr>
               <w:t>Khá</w:t>
@@ -2517,16 +2553,18 @@
         <w:tc>
           <w:tcPr>
             <w:tcW w:type="dxa" w:w="2045"/>
-            <w:vAlign w:val="center"/>
-          </w:tcPr>
-          <w:p>
-            <w:pPr>
-              <w:spacing w:after="20"/>
-            </w:pPr>
-            <w:r/>
-            <w:r>
-              <w:rPr>
-                <w:b w:val="0"/>
+            <w:shd w:fill="E5F3F1"/>
+            <w:vAlign w:val="center"/>
+          </w:tcPr>
+          <w:p>
+            <w:pPr>
+              <w:spacing w:after="20"/>
+            </w:pPr>
+            <w:r/>
+            <w:r>
+              <w:rPr>
+                <w:b w:val="0"/>
+                <w:color w:val="0F766E"/>
                 <w:sz w:val="16"/>
               </w:rPr>
               <w:t>Khá</w:t>
@@ -2614,16 +2652,18 @@
         <w:tc>
           <w:tcPr>
             <w:tcW w:type="dxa" w:w="2045"/>
-            <w:vAlign w:val="center"/>
-          </w:tcPr>
-          <w:p>
-            <w:pPr>
-              <w:spacing w:after="20"/>
-            </w:pPr>
-            <w:r/>
-            <w:r>
-              <w:rPr>
-                <w:b w:val="0"/>
+            <w:shd w:fill="E5F3F1"/>
+            <w:vAlign w:val="center"/>
+          </w:tcPr>
+          <w:p>
+            <w:pPr>
+              <w:spacing w:after="20"/>
+            </w:pPr>
+            <w:r/>
+            <w:r>
+              <w:rPr>
+                <w:b w:val="0"/>
+                <w:color w:val="0F766E"/>
                 <w:sz w:val="16"/>
               </w:rPr>
               <w:t>Khá</w:t>
@@ -2711,18 +2751,18 @@
         <w:tc>
           <w:tcPr>
             <w:tcW w:type="dxa" w:w="2045"/>
-            <w:shd w:fill="E2F0D9"/>
-            <w:vAlign w:val="center"/>
-          </w:tcPr>
-          <w:p>
-            <w:pPr>
-              <w:spacing w:after="20"/>
-            </w:pPr>
-            <w:r/>
-            <w:r>
-              <w:rPr>
-                <w:b w:val="0"/>
-                <w:color w:val="216E39"/>
+            <w:shd w:fill="E7F3E5"/>
+            <w:vAlign w:val="center"/>
+          </w:tcPr>
+          <w:p>
+            <w:pPr>
+              <w:spacing w:after="20"/>
+            </w:pPr>
+            <w:r/>
+            <w:r>
+              <w:rPr>
+                <w:b w:val="0"/>
+                <w:color w:val="3F7D4A"/>
                 <w:sz w:val="16"/>
               </w:rPr>
               <w:t>Rất tốt</w:t>
@@ -2810,16 +2850,18 @@
         <w:tc>
           <w:tcPr>
             <w:tcW w:type="dxa" w:w="2045"/>
-            <w:vAlign w:val="center"/>
-          </w:tcPr>
-          <w:p>
-            <w:pPr>
-              <w:spacing w:after="20"/>
-            </w:pPr>
-            <w:r/>
-            <w:r>
-              <w:rPr>
-                <w:b w:val="0"/>
+            <w:shd w:fill="E5F3F1"/>
+            <w:vAlign w:val="center"/>
+          </w:tcPr>
+          <w:p>
+            <w:pPr>
+              <w:spacing w:after="20"/>
+            </w:pPr>
+            <w:r/>
+            <w:r>
+              <w:rPr>
+                <w:b w:val="0"/>
+                <w:color w:val="0F766E"/>
                 <w:sz w:val="16"/>
               </w:rPr>
               <w:t>Khá</w:t>
@@ -2907,16 +2949,18 @@
         <w:tc>
           <w:tcPr>
             <w:tcW w:type="dxa" w:w="2045"/>
-            <w:vAlign w:val="center"/>
-          </w:tcPr>
-          <w:p>
-            <w:pPr>
-              <w:spacing w:after="20"/>
-            </w:pPr>
-            <w:r/>
-            <w:r>
-              <w:rPr>
-                <w:b w:val="0"/>
+            <w:shd w:fill="E5F3F1"/>
+            <w:vAlign w:val="center"/>
+          </w:tcPr>
+          <w:p>
+            <w:pPr>
+              <w:spacing w:after="20"/>
+            </w:pPr>
+            <w:r/>
+            <w:r>
+              <w:rPr>
+                <w:b w:val="0"/>
+                <w:color w:val="0F766E"/>
                 <w:sz w:val="16"/>
               </w:rPr>
               <w:t>Khá</w:t>
@@ -3004,16 +3048,18 @@
         <w:tc>
           <w:tcPr>
             <w:tcW w:type="dxa" w:w="2045"/>
-            <w:vAlign w:val="center"/>
-          </w:tcPr>
-          <w:p>
-            <w:pPr>
-              <w:spacing w:after="20"/>
-            </w:pPr>
-            <w:r/>
-            <w:r>
-              <w:rPr>
-                <w:b w:val="0"/>
+            <w:shd w:fill="E5F3F1"/>
+            <w:vAlign w:val="center"/>
+          </w:tcPr>
+          <w:p>
+            <w:pPr>
+              <w:spacing w:after="20"/>
+            </w:pPr>
+            <w:r/>
+            <w:r>
+              <w:rPr>
+                <w:b w:val="0"/>
+                <w:color w:val="0F766E"/>
                 <w:sz w:val="16"/>
               </w:rPr>
               <w:t>Khá</w:t>
@@ -3101,16 +3147,18 @@
         <w:tc>
           <w:tcPr>
             <w:tcW w:type="dxa" w:w="2045"/>
-            <w:vAlign w:val="center"/>
-          </w:tcPr>
-          <w:p>
-            <w:pPr>
-              <w:spacing w:after="20"/>
-            </w:pPr>
-            <w:r/>
-            <w:r>
-              <w:rPr>
-                <w:b w:val="0"/>
+            <w:shd w:fill="E5F3F1"/>
+            <w:vAlign w:val="center"/>
+          </w:tcPr>
+          <w:p>
+            <w:pPr>
+              <w:spacing w:after="20"/>
+            </w:pPr>
+            <w:r/>
+            <w:r>
+              <w:rPr>
+                <w:b w:val="0"/>
+                <w:color w:val="0F766E"/>
                 <w:sz w:val="16"/>
               </w:rPr>
               <w:t>Khá</w:t>
@@ -3198,16 +3246,18 @@
         <w:tc>
           <w:tcPr>
             <w:tcW w:type="dxa" w:w="2045"/>
-            <w:vAlign w:val="center"/>
-          </w:tcPr>
-          <w:p>
-            <w:pPr>
-              <w:spacing w:after="20"/>
-            </w:pPr>
-            <w:r/>
-            <w:r>
-              <w:rPr>
-                <w:b w:val="0"/>
+            <w:shd w:fill="E5F3F1"/>
+            <w:vAlign w:val="center"/>
+          </w:tcPr>
+          <w:p>
+            <w:pPr>
+              <w:spacing w:after="20"/>
+            </w:pPr>
+            <w:r/>
+            <w:r>
+              <w:rPr>
+                <w:b w:val="0"/>
+                <w:color w:val="0F766E"/>
                 <w:sz w:val="16"/>
               </w:rPr>
               <w:t>Khá</w:t>
@@ -3244,7 +3294,7 @@
       <w:pPr>
         <w:spacing w:after="60"/>
         <w:pBdr>
-          <w:bottom w:val="single" w:sz="8" w:color="D9E2F3"/>
+          <w:bottom w:val="single" w:sz="8" w:color="D7C4A3"/>
         </w:pBdr>
       </w:pPr>
     </w:p>
@@ -3254,7 +3304,7 @@
       </w:pPr>
       <w:r>
         <w:rPr>
-          <w:color w:val="1F4E79"/>
+          <w:color w:val="0F766E"/>
         </w:rPr>
         <w:t>Tháng 10 âm – Phu Thê Hợi – 09/11/2026 đến 08/12/2026</w:t>
       </w:r>
@@ -3434,7 +3484,7 @@
           <w:tcPr>
             <w:tcW w:type="dxa" w:w="2045"/>
             <w:vAlign w:val="center"/>
-            <w:shd w:fill="17365D"/>
+            <w:shd w:fill="164E63"/>
           </w:tcPr>
           <w:p>
             <w:pPr>
@@ -3455,7 +3505,7 @@
           <w:tcPr>
             <w:tcW w:type="dxa" w:w="2045"/>
             <w:vAlign w:val="center"/>
-            <w:shd w:fill="17365D"/>
+            <w:shd w:fill="164E63"/>
           </w:tcPr>
           <w:p>
             <w:pPr>
@@ -3476,7 +3526,7 @@
           <w:tcPr>
             <w:tcW w:type="dxa" w:w="2045"/>
             <w:vAlign w:val="center"/>
-            <w:shd w:fill="17365D"/>
+            <w:shd w:fill="164E63"/>
           </w:tcPr>
           <w:p>
             <w:pPr>
@@ -3497,7 +3547,7 @@
           <w:tcPr>
             <w:tcW w:type="dxa" w:w="2045"/>
             <w:vAlign w:val="center"/>
-            <w:shd w:fill="17365D"/>
+            <w:shd w:fill="164E63"/>
           </w:tcPr>
           <w:p>
             <w:pPr>
@@ -3518,7 +3568,7 @@
           <w:tcPr>
             <w:tcW w:type="dxa" w:w="2045"/>
             <w:vAlign w:val="center"/>
-            <w:shd w:fill="17365D"/>
+            <w:shd w:fill="164E63"/>
           </w:tcPr>
           <w:p>
             <w:pPr>
@@ -3597,16 +3647,18 @@
         <w:tc>
           <w:tcPr>
             <w:tcW w:type="dxa" w:w="2045"/>
-            <w:vAlign w:val="center"/>
-          </w:tcPr>
-          <w:p>
-            <w:pPr>
-              <w:spacing w:after="20"/>
-            </w:pPr>
-            <w:r/>
-            <w:r>
-              <w:rPr>
-                <w:b w:val="0"/>
+            <w:shd w:fill="E5F3F1"/>
+            <w:vAlign w:val="center"/>
+          </w:tcPr>
+          <w:p>
+            <w:pPr>
+              <w:spacing w:after="20"/>
+            </w:pPr>
+            <w:r/>
+            <w:r>
+              <w:rPr>
+                <w:b w:val="0"/>
+                <w:color w:val="0F766E"/>
                 <w:sz w:val="16"/>
               </w:rPr>
               <w:t>Khá</w:t>
@@ -3694,18 +3746,18 @@
         <w:tc>
           <w:tcPr>
             <w:tcW w:type="dxa" w:w="2045"/>
-            <w:shd w:fill="FCE4D6"/>
-            <w:vAlign w:val="center"/>
-          </w:tcPr>
-          <w:p>
-            <w:pPr>
-              <w:spacing w:after="20"/>
-            </w:pPr>
-            <w:r/>
-            <w:r>
-              <w:rPr>
-                <w:b w:val="0"/>
-                <w:color w:val="9C0006"/>
+            <w:shd w:fill="FDE8E2"/>
+            <w:vAlign w:val="center"/>
+          </w:tcPr>
+          <w:p>
+            <w:pPr>
+              <w:spacing w:after="20"/>
+            </w:pPr>
+            <w:r/>
+            <w:r>
+              <w:rPr>
+                <w:b w:val="0"/>
+                <w:color w:val="C2413B"/>
                 <w:sz w:val="16"/>
               </w:rPr>
               <w:t>Cẩn trọng</w:t>
@@ -3793,16 +3845,18 @@
         <w:tc>
           <w:tcPr>
             <w:tcW w:type="dxa" w:w="2045"/>
-            <w:vAlign w:val="center"/>
-          </w:tcPr>
-          <w:p>
-            <w:pPr>
-              <w:spacing w:after="20"/>
-            </w:pPr>
-            <w:r/>
-            <w:r>
-              <w:rPr>
-                <w:b w:val="0"/>
+            <w:shd w:fill="E5F3F1"/>
+            <w:vAlign w:val="center"/>
+          </w:tcPr>
+          <w:p>
+            <w:pPr>
+              <w:spacing w:after="20"/>
+            </w:pPr>
+            <w:r/>
+            <w:r>
+              <w:rPr>
+                <w:b w:val="0"/>
+                <w:color w:val="0F766E"/>
                 <w:sz w:val="16"/>
               </w:rPr>
               <w:t>Khá</w:t>
@@ -3890,16 +3944,18 @@
         <w:tc>
           <w:tcPr>
             <w:tcW w:type="dxa" w:w="2045"/>
-            <w:vAlign w:val="center"/>
-          </w:tcPr>
-          <w:p>
-            <w:pPr>
-              <w:spacing w:after="20"/>
-            </w:pPr>
-            <w:r/>
-            <w:r>
-              <w:rPr>
-                <w:b w:val="0"/>
+            <w:shd w:fill="E5F3F1"/>
+            <w:vAlign w:val="center"/>
+          </w:tcPr>
+          <w:p>
+            <w:pPr>
+              <w:spacing w:after="20"/>
+            </w:pPr>
+            <w:r/>
+            <w:r>
+              <w:rPr>
+                <w:b w:val="0"/>
+                <w:color w:val="0F766E"/>
                 <w:sz w:val="16"/>
               </w:rPr>
               <w:t>Khá</w:t>
@@ -3987,16 +4043,18 @@
         <w:tc>
           <w:tcPr>
             <w:tcW w:type="dxa" w:w="2045"/>
-            <w:vAlign w:val="center"/>
-          </w:tcPr>
-          <w:p>
-            <w:pPr>
-              <w:spacing w:after="20"/>
-            </w:pPr>
-            <w:r/>
-            <w:r>
-              <w:rPr>
-                <w:b w:val="0"/>
+            <w:shd w:fill="E5F3F1"/>
+            <w:vAlign w:val="center"/>
+          </w:tcPr>
+          <w:p>
+            <w:pPr>
+              <w:spacing w:after="20"/>
+            </w:pPr>
+            <w:r/>
+            <w:r>
+              <w:rPr>
+                <w:b w:val="0"/>
+                <w:color w:val="0F766E"/>
                 <w:sz w:val="16"/>
               </w:rPr>
               <w:t>Khá</w:t>
@@ -4084,16 +4142,18 @@
         <w:tc>
           <w:tcPr>
             <w:tcW w:type="dxa" w:w="2045"/>
-            <w:vAlign w:val="center"/>
-          </w:tcPr>
-          <w:p>
-            <w:pPr>
-              <w:spacing w:after="20"/>
-            </w:pPr>
-            <w:r/>
-            <w:r>
-              <w:rPr>
-                <w:b w:val="0"/>
+            <w:shd w:fill="E5F3F1"/>
+            <w:vAlign w:val="center"/>
+          </w:tcPr>
+          <w:p>
+            <w:pPr>
+              <w:spacing w:after="20"/>
+            </w:pPr>
+            <w:r/>
+            <w:r>
+              <w:rPr>
+                <w:b w:val="0"/>
+                <w:color w:val="0F766E"/>
                 <w:sz w:val="16"/>
               </w:rPr>
               <w:t>Khá</w:t>
@@ -4181,16 +4241,18 @@
         <w:tc>
           <w:tcPr>
             <w:tcW w:type="dxa" w:w="2045"/>
-            <w:vAlign w:val="center"/>
-          </w:tcPr>
-          <w:p>
-            <w:pPr>
-              <w:spacing w:after="20"/>
-            </w:pPr>
-            <w:r/>
-            <w:r>
-              <w:rPr>
-                <w:b w:val="0"/>
+            <w:shd w:fill="E5F3F1"/>
+            <w:vAlign w:val="center"/>
+          </w:tcPr>
+          <w:p>
+            <w:pPr>
+              <w:spacing w:after="20"/>
+            </w:pPr>
+            <w:r/>
+            <w:r>
+              <w:rPr>
+                <w:b w:val="0"/>
+                <w:color w:val="0F766E"/>
                 <w:sz w:val="16"/>
               </w:rPr>
               <w:t>Khá</w:t>
@@ -4278,18 +4340,18 @@
         <w:tc>
           <w:tcPr>
             <w:tcW w:type="dxa" w:w="2045"/>
-            <w:shd w:fill="E2F0D9"/>
-            <w:vAlign w:val="center"/>
-          </w:tcPr>
-          <w:p>
-            <w:pPr>
-              <w:spacing w:after="20"/>
-            </w:pPr>
-            <w:r/>
-            <w:r>
-              <w:rPr>
-                <w:b w:val="0"/>
-                <w:color w:val="216E39"/>
+            <w:shd w:fill="E7F3E5"/>
+            <w:vAlign w:val="center"/>
+          </w:tcPr>
+          <w:p>
+            <w:pPr>
+              <w:spacing w:after="20"/>
+            </w:pPr>
+            <w:r/>
+            <w:r>
+              <w:rPr>
+                <w:b w:val="0"/>
+                <w:color w:val="3F7D4A"/>
                 <w:sz w:val="16"/>
               </w:rPr>
               <w:t>Rất tốt</w:t>
@@ -4377,16 +4439,18 @@
         <w:tc>
           <w:tcPr>
             <w:tcW w:type="dxa" w:w="2045"/>
-            <w:vAlign w:val="center"/>
-          </w:tcPr>
-          <w:p>
-            <w:pPr>
-              <w:spacing w:after="20"/>
-            </w:pPr>
-            <w:r/>
-            <w:r>
-              <w:rPr>
-                <w:b w:val="0"/>
+            <w:shd w:fill="E5F3F1"/>
+            <w:vAlign w:val="center"/>
+          </w:tcPr>
+          <w:p>
+            <w:pPr>
+              <w:spacing w:after="20"/>
+            </w:pPr>
+            <w:r/>
+            <w:r>
+              <w:rPr>
+                <w:b w:val="0"/>
+                <w:color w:val="0F766E"/>
                 <w:sz w:val="16"/>
               </w:rPr>
               <w:t>Khá</w:t>
@@ -4474,16 +4538,18 @@
         <w:tc>
           <w:tcPr>
             <w:tcW w:type="dxa" w:w="2045"/>
-            <w:vAlign w:val="center"/>
-          </w:tcPr>
-          <w:p>
-            <w:pPr>
-              <w:spacing w:after="20"/>
-            </w:pPr>
-            <w:r/>
-            <w:r>
-              <w:rPr>
-                <w:b w:val="0"/>
+            <w:shd w:fill="E5F3F1"/>
+            <w:vAlign w:val="center"/>
+          </w:tcPr>
+          <w:p>
+            <w:pPr>
+              <w:spacing w:after="20"/>
+            </w:pPr>
+            <w:r/>
+            <w:r>
+              <w:rPr>
+                <w:b w:val="0"/>
+                <w:color w:val="0F766E"/>
                 <w:sz w:val="16"/>
               </w:rPr>
               <w:t>Khá</w:t>
@@ -4571,16 +4637,18 @@
         <w:tc>
           <w:tcPr>
             <w:tcW w:type="dxa" w:w="2045"/>
-            <w:vAlign w:val="center"/>
-          </w:tcPr>
-          <w:p>
-            <w:pPr>
-              <w:spacing w:after="20"/>
-            </w:pPr>
-            <w:r/>
-            <w:r>
-              <w:rPr>
-                <w:b w:val="0"/>
+            <w:shd w:fill="E5F3F1"/>
+            <w:vAlign w:val="center"/>
+          </w:tcPr>
+          <w:p>
+            <w:pPr>
+              <w:spacing w:after="20"/>
+            </w:pPr>
+            <w:r/>
+            <w:r>
+              <w:rPr>
+                <w:b w:val="0"/>
+                <w:color w:val="0F766E"/>
                 <w:sz w:val="16"/>
               </w:rPr>
               <w:t>Khá</w:t>
@@ -4668,16 +4736,18 @@
         <w:tc>
           <w:tcPr>
             <w:tcW w:type="dxa" w:w="2045"/>
-            <w:vAlign w:val="center"/>
-          </w:tcPr>
-          <w:p>
-            <w:pPr>
-              <w:spacing w:after="20"/>
-            </w:pPr>
-            <w:r/>
-            <w:r>
-              <w:rPr>
-                <w:b w:val="0"/>
+            <w:shd w:fill="E5F3F1"/>
+            <w:vAlign w:val="center"/>
+          </w:tcPr>
+          <w:p>
+            <w:pPr>
+              <w:spacing w:after="20"/>
+            </w:pPr>
+            <w:r/>
+            <w:r>
+              <w:rPr>
+                <w:b w:val="0"/>
+                <w:color w:val="0F766E"/>
                 <w:sz w:val="16"/>
               </w:rPr>
               <w:t>Khá</w:t>
@@ -4765,16 +4835,18 @@
         <w:tc>
           <w:tcPr>
             <w:tcW w:type="dxa" w:w="2045"/>
-            <w:vAlign w:val="center"/>
-          </w:tcPr>
-          <w:p>
-            <w:pPr>
-              <w:spacing w:after="20"/>
-            </w:pPr>
-            <w:r/>
-            <w:r>
-              <w:rPr>
-                <w:b w:val="0"/>
+            <w:shd w:fill="E5F3F1"/>
+            <w:vAlign w:val="center"/>
+          </w:tcPr>
+          <w:p>
+            <w:pPr>
+              <w:spacing w:after="20"/>
+            </w:pPr>
+            <w:r/>
+            <w:r>
+              <w:rPr>
+                <w:b w:val="0"/>
+                <w:color w:val="0F766E"/>
                 <w:sz w:val="16"/>
               </w:rPr>
               <w:t>Khá</w:t>
@@ -4862,18 +4934,18 @@
         <w:tc>
           <w:tcPr>
             <w:tcW w:type="dxa" w:w="2045"/>
-            <w:shd w:fill="FCE4D6"/>
-            <w:vAlign w:val="center"/>
-          </w:tcPr>
-          <w:p>
-            <w:pPr>
-              <w:spacing w:after="20"/>
-            </w:pPr>
-            <w:r/>
-            <w:r>
-              <w:rPr>
-                <w:b w:val="0"/>
-                <w:color w:val="9C0006"/>
+            <w:shd w:fill="FDE8E2"/>
+            <w:vAlign w:val="center"/>
+          </w:tcPr>
+          <w:p>
+            <w:pPr>
+              <w:spacing w:after="20"/>
+            </w:pPr>
+            <w:r/>
+            <w:r>
+              <w:rPr>
+                <w:b w:val="0"/>
+                <w:color w:val="C2413B"/>
                 <w:sz w:val="16"/>
               </w:rPr>
               <w:t>Cẩn trọng</w:t>
@@ -4961,16 +5033,18 @@
         <w:tc>
           <w:tcPr>
             <w:tcW w:type="dxa" w:w="2045"/>
-            <w:vAlign w:val="center"/>
-          </w:tcPr>
-          <w:p>
-            <w:pPr>
-              <w:spacing w:after="20"/>
-            </w:pPr>
-            <w:r/>
-            <w:r>
-              <w:rPr>
-                <w:b w:val="0"/>
+            <w:shd w:fill="E5F3F1"/>
+            <w:vAlign w:val="center"/>
+          </w:tcPr>
+          <w:p>
+            <w:pPr>
+              <w:spacing w:after="20"/>
+            </w:pPr>
+            <w:r/>
+            <w:r>
+              <w:rPr>
+                <w:b w:val="0"/>
+                <w:color w:val="0F766E"/>
                 <w:sz w:val="16"/>
               </w:rPr>
               <w:t>Khá</w:t>
@@ -5058,16 +5132,18 @@
         <w:tc>
           <w:tcPr>
             <w:tcW w:type="dxa" w:w="2045"/>
-            <w:vAlign w:val="center"/>
-          </w:tcPr>
-          <w:p>
-            <w:pPr>
-              <w:spacing w:after="20"/>
-            </w:pPr>
-            <w:r/>
-            <w:r>
-              <w:rPr>
-                <w:b w:val="0"/>
+            <w:shd w:fill="E5F3F1"/>
+            <w:vAlign w:val="center"/>
+          </w:tcPr>
+          <w:p>
+            <w:pPr>
+              <w:spacing w:after="20"/>
+            </w:pPr>
+            <w:r/>
+            <w:r>
+              <w:rPr>
+                <w:b w:val="0"/>
+                <w:color w:val="0F766E"/>
                 <w:sz w:val="16"/>
               </w:rPr>
               <w:t>Khá</w:t>
@@ -5155,16 +5231,18 @@
         <w:tc>
           <w:tcPr>
             <w:tcW w:type="dxa" w:w="2045"/>
-            <w:vAlign w:val="center"/>
-          </w:tcPr>
-          <w:p>
-            <w:pPr>
-              <w:spacing w:after="20"/>
-            </w:pPr>
-            <w:r/>
-            <w:r>
-              <w:rPr>
-                <w:b w:val="0"/>
+            <w:shd w:fill="E5F3F1"/>
+            <w:vAlign w:val="center"/>
+          </w:tcPr>
+          <w:p>
+            <w:pPr>
+              <w:spacing w:after="20"/>
+            </w:pPr>
+            <w:r/>
+            <w:r>
+              <w:rPr>
+                <w:b w:val="0"/>
+                <w:color w:val="0F766E"/>
                 <w:sz w:val="16"/>
               </w:rPr>
               <w:t>Khá</w:t>
@@ -5252,16 +5330,18 @@
         <w:tc>
           <w:tcPr>
             <w:tcW w:type="dxa" w:w="2045"/>
-            <w:vAlign w:val="center"/>
-          </w:tcPr>
-          <w:p>
-            <w:pPr>
-              <w:spacing w:after="20"/>
-            </w:pPr>
-            <w:r/>
-            <w:r>
-              <w:rPr>
-                <w:b w:val="0"/>
+            <w:shd w:fill="E5F3F1"/>
+            <w:vAlign w:val="center"/>
+          </w:tcPr>
+          <w:p>
+            <w:pPr>
+              <w:spacing w:after="20"/>
+            </w:pPr>
+            <w:r/>
+            <w:r>
+              <w:rPr>
+                <w:b w:val="0"/>
+                <w:color w:val="0F766E"/>
                 <w:sz w:val="16"/>
               </w:rPr>
               <w:t>Khá</w:t>
@@ -5349,16 +5429,18 @@
         <w:tc>
           <w:tcPr>
             <w:tcW w:type="dxa" w:w="2045"/>
-            <w:vAlign w:val="center"/>
-          </w:tcPr>
-          <w:p>
-            <w:pPr>
-              <w:spacing w:after="20"/>
-            </w:pPr>
-            <w:r/>
-            <w:r>
-              <w:rPr>
-                <w:b w:val="0"/>
+            <w:shd w:fill="E5F3F1"/>
+            <w:vAlign w:val="center"/>
+          </w:tcPr>
+          <w:p>
+            <w:pPr>
+              <w:spacing w:after="20"/>
+            </w:pPr>
+            <w:r/>
+            <w:r>
+              <w:rPr>
+                <w:b w:val="0"/>
+                <w:color w:val="0F766E"/>
                 <w:sz w:val="16"/>
               </w:rPr>
               <w:t>Khá</w:t>
@@ -5446,18 +5528,18 @@
         <w:tc>
           <w:tcPr>
             <w:tcW w:type="dxa" w:w="2045"/>
-            <w:shd w:fill="E2F0D9"/>
-            <w:vAlign w:val="center"/>
-          </w:tcPr>
-          <w:p>
-            <w:pPr>
-              <w:spacing w:after="20"/>
-            </w:pPr>
-            <w:r/>
-            <w:r>
-              <w:rPr>
-                <w:b w:val="0"/>
-                <w:color w:val="216E39"/>
+            <w:shd w:fill="E7F3E5"/>
+            <w:vAlign w:val="center"/>
+          </w:tcPr>
+          <w:p>
+            <w:pPr>
+              <w:spacing w:after="20"/>
+            </w:pPr>
+            <w:r/>
+            <w:r>
+              <w:rPr>
+                <w:b w:val="0"/>
+                <w:color w:val="3F7D4A"/>
                 <w:sz w:val="16"/>
               </w:rPr>
               <w:t>Rất tốt</w:t>
@@ -5545,16 +5627,18 @@
         <w:tc>
           <w:tcPr>
             <w:tcW w:type="dxa" w:w="2045"/>
-            <w:vAlign w:val="center"/>
-          </w:tcPr>
-          <w:p>
-            <w:pPr>
-              <w:spacing w:after="20"/>
-            </w:pPr>
-            <w:r/>
-            <w:r>
-              <w:rPr>
-                <w:b w:val="0"/>
+            <w:shd w:fill="E5F3F1"/>
+            <w:vAlign w:val="center"/>
+          </w:tcPr>
+          <w:p>
+            <w:pPr>
+              <w:spacing w:after="20"/>
+            </w:pPr>
+            <w:r/>
+            <w:r>
+              <w:rPr>
+                <w:b w:val="0"/>
+                <w:color w:val="0F766E"/>
                 <w:sz w:val="16"/>
               </w:rPr>
               <w:t>Khá</w:t>
@@ -5642,16 +5726,18 @@
         <w:tc>
           <w:tcPr>
             <w:tcW w:type="dxa" w:w="2045"/>
-            <w:vAlign w:val="center"/>
-          </w:tcPr>
-          <w:p>
-            <w:pPr>
-              <w:spacing w:after="20"/>
-            </w:pPr>
-            <w:r/>
-            <w:r>
-              <w:rPr>
-                <w:b w:val="0"/>
+            <w:shd w:fill="E5F3F1"/>
+            <w:vAlign w:val="center"/>
+          </w:tcPr>
+          <w:p>
+            <w:pPr>
+              <w:spacing w:after="20"/>
+            </w:pPr>
+            <w:r/>
+            <w:r>
+              <w:rPr>
+                <w:b w:val="0"/>
+                <w:color w:val="0F766E"/>
                 <w:sz w:val="16"/>
               </w:rPr>
               <w:t>Khá</w:t>
@@ -5739,16 +5825,18 @@
         <w:tc>
           <w:tcPr>
             <w:tcW w:type="dxa" w:w="2045"/>
-            <w:vAlign w:val="center"/>
-          </w:tcPr>
-          <w:p>
-            <w:pPr>
-              <w:spacing w:after="20"/>
-            </w:pPr>
-            <w:r/>
-            <w:r>
-              <w:rPr>
-                <w:b w:val="0"/>
+            <w:shd w:fill="E5F3F1"/>
+            <w:vAlign w:val="center"/>
+          </w:tcPr>
+          <w:p>
+            <w:pPr>
+              <w:spacing w:after="20"/>
+            </w:pPr>
+            <w:r/>
+            <w:r>
+              <w:rPr>
+                <w:b w:val="0"/>
+                <w:color w:val="0F766E"/>
                 <w:sz w:val="16"/>
               </w:rPr>
               <w:t>Khá</w:t>
@@ -5836,16 +5924,18 @@
         <w:tc>
           <w:tcPr>
             <w:tcW w:type="dxa" w:w="2045"/>
-            <w:vAlign w:val="center"/>
-          </w:tcPr>
-          <w:p>
-            <w:pPr>
-              <w:spacing w:after="20"/>
-            </w:pPr>
-            <w:r/>
-            <w:r>
-              <w:rPr>
-                <w:b w:val="0"/>
+            <w:shd w:fill="E5F3F1"/>
+            <w:vAlign w:val="center"/>
+          </w:tcPr>
+          <w:p>
+            <w:pPr>
+              <w:spacing w:after="20"/>
+            </w:pPr>
+            <w:r/>
+            <w:r>
+              <w:rPr>
+                <w:b w:val="0"/>
+                <w:color w:val="0F766E"/>
                 <w:sz w:val="16"/>
               </w:rPr>
               <w:t>Khá</w:t>
@@ -5933,16 +6023,18 @@
         <w:tc>
           <w:tcPr>
             <w:tcW w:type="dxa" w:w="2045"/>
-            <w:vAlign w:val="center"/>
-          </w:tcPr>
-          <w:p>
-            <w:pPr>
-              <w:spacing w:after="20"/>
-            </w:pPr>
-            <w:r/>
-            <w:r>
-              <w:rPr>
-                <w:b w:val="0"/>
+            <w:shd w:fill="E5F3F1"/>
+            <w:vAlign w:val="center"/>
+          </w:tcPr>
+          <w:p>
+            <w:pPr>
+              <w:spacing w:after="20"/>
+            </w:pPr>
+            <w:r/>
+            <w:r>
+              <w:rPr>
+                <w:b w:val="0"/>
+                <w:color w:val="0F766E"/>
                 <w:sz w:val="16"/>
               </w:rPr>
               <w:t>Khá</w:t>
@@ -6030,18 +6122,18 @@
         <w:tc>
           <w:tcPr>
             <w:tcW w:type="dxa" w:w="2045"/>
-            <w:shd w:fill="FCE4D6"/>
-            <w:vAlign w:val="center"/>
-          </w:tcPr>
-          <w:p>
-            <w:pPr>
-              <w:spacing w:after="20"/>
-            </w:pPr>
-            <w:r/>
-            <w:r>
-              <w:rPr>
-                <w:b w:val="0"/>
-                <w:color w:val="9C0006"/>
+            <w:shd w:fill="FDE8E2"/>
+            <w:vAlign w:val="center"/>
+          </w:tcPr>
+          <w:p>
+            <w:pPr>
+              <w:spacing w:after="20"/>
+            </w:pPr>
+            <w:r/>
+            <w:r>
+              <w:rPr>
+                <w:b w:val="0"/>
+                <w:color w:val="C2413B"/>
                 <w:sz w:val="16"/>
               </w:rPr>
               <w:t>Cẩn trọng</w:t>
@@ -6129,16 +6221,18 @@
         <w:tc>
           <w:tcPr>
             <w:tcW w:type="dxa" w:w="2045"/>
-            <w:vAlign w:val="center"/>
-          </w:tcPr>
-          <w:p>
-            <w:pPr>
-              <w:spacing w:after="20"/>
-            </w:pPr>
-            <w:r/>
-            <w:r>
-              <w:rPr>
-                <w:b w:val="0"/>
+            <w:shd w:fill="E5F3F1"/>
+            <w:vAlign w:val="center"/>
+          </w:tcPr>
+          <w:p>
+            <w:pPr>
+              <w:spacing w:after="20"/>
+            </w:pPr>
+            <w:r/>
+            <w:r>
+              <w:rPr>
+                <w:b w:val="0"/>
+                <w:color w:val="0F766E"/>
                 <w:sz w:val="16"/>
               </w:rPr>
               <w:t>Khá</w:t>
@@ -6226,16 +6320,18 @@
         <w:tc>
           <w:tcPr>
             <w:tcW w:type="dxa" w:w="2045"/>
-            <w:vAlign w:val="center"/>
-          </w:tcPr>
-          <w:p>
-            <w:pPr>
-              <w:spacing w:after="20"/>
-            </w:pPr>
-            <w:r/>
-            <w:r>
-              <w:rPr>
-                <w:b w:val="0"/>
+            <w:shd w:fill="E5F3F1"/>
+            <w:vAlign w:val="center"/>
+          </w:tcPr>
+          <w:p>
+            <w:pPr>
+              <w:spacing w:after="20"/>
+            </w:pPr>
+            <w:r/>
+            <w:r>
+              <w:rPr>
+                <w:b w:val="0"/>
+                <w:color w:val="0F766E"/>
                 <w:sz w:val="16"/>
               </w:rPr>
               <w:t>Khá</w:t>
@@ -6323,16 +6419,18 @@
         <w:tc>
           <w:tcPr>
             <w:tcW w:type="dxa" w:w="2045"/>
-            <w:vAlign w:val="center"/>
-          </w:tcPr>
-          <w:p>
-            <w:pPr>
-              <w:spacing w:after="20"/>
-            </w:pPr>
-            <w:r/>
-            <w:r>
-              <w:rPr>
-                <w:b w:val="0"/>
+            <w:shd w:fill="E5F3F1"/>
+            <w:vAlign w:val="center"/>
+          </w:tcPr>
+          <w:p>
+            <w:pPr>
+              <w:spacing w:after="20"/>
+            </w:pPr>
+            <w:r/>
+            <w:r>
+              <w:rPr>
+                <w:b w:val="0"/>
+                <w:color w:val="0F766E"/>
                 <w:sz w:val="16"/>
               </w:rPr>
               <w:t>Khá</w:t>
@@ -6420,16 +6518,18 @@
         <w:tc>
           <w:tcPr>
             <w:tcW w:type="dxa" w:w="2045"/>
-            <w:vAlign w:val="center"/>
-          </w:tcPr>
-          <w:p>
-            <w:pPr>
-              <w:spacing w:after="20"/>
-            </w:pPr>
-            <w:r/>
-            <w:r>
-              <w:rPr>
-                <w:b w:val="0"/>
+            <w:shd w:fill="E5F3F1"/>
+            <w:vAlign w:val="center"/>
+          </w:tcPr>
+          <w:p>
+            <w:pPr>
+              <w:spacing w:after="20"/>
+            </w:pPr>
+            <w:r/>
+            <w:r>
+              <w:rPr>
+                <w:b w:val="0"/>
+                <w:color w:val="0F766E"/>
                 <w:sz w:val="16"/>
               </w:rPr>
               <w:t>Khá</w:t>
@@ -6466,7 +6566,7 @@
       <w:pPr>
         <w:spacing w:after="60"/>
         <w:pBdr>
-          <w:bottom w:val="single" w:sz="8" w:color="D9E2F3"/>
+          <w:bottom w:val="single" w:sz="8" w:color="D7C4A3"/>
         </w:pBdr>
       </w:pPr>
     </w:p>
@@ -6476,7 +6576,7 @@
       </w:pPr>
       <w:r>
         <w:rPr>
-          <w:color w:val="1F4E79"/>
+          <w:color w:val="0F766E"/>
         </w:rPr>
         <w:t>Tháng 11 âm – Huynh Đệ Tý – 09/12/2026 đến 06/01/2027</w:t>
       </w:r>
@@ -6656,7 +6756,7 @@
           <w:tcPr>
             <w:tcW w:type="dxa" w:w="2045"/>
             <w:vAlign w:val="center"/>
-            <w:shd w:fill="17365D"/>
+            <w:shd w:fill="164E63"/>
           </w:tcPr>
           <w:p>
             <w:pPr>
@@ -6677,7 +6777,7 @@
           <w:tcPr>
             <w:tcW w:type="dxa" w:w="2045"/>
             <w:vAlign w:val="center"/>
-            <w:shd w:fill="17365D"/>
+            <w:shd w:fill="164E63"/>
           </w:tcPr>
           <w:p>
             <w:pPr>
@@ -6698,7 +6798,7 @@
           <w:tcPr>
             <w:tcW w:type="dxa" w:w="2045"/>
             <w:vAlign w:val="center"/>
-            <w:shd w:fill="17365D"/>
+            <w:shd w:fill="164E63"/>
           </w:tcPr>
           <w:p>
             <w:pPr>
@@ -6719,7 +6819,7 @@
           <w:tcPr>
             <w:tcW w:type="dxa" w:w="2045"/>
             <w:vAlign w:val="center"/>
-            <w:shd w:fill="17365D"/>
+            <w:shd w:fill="164E63"/>
           </w:tcPr>
           <w:p>
             <w:pPr>
@@ -6740,7 +6840,7 @@
           <w:tcPr>
             <w:tcW w:type="dxa" w:w="2045"/>
             <w:vAlign w:val="center"/>
-            <w:shd w:fill="17365D"/>
+            <w:shd w:fill="164E63"/>
           </w:tcPr>
           <w:p>
             <w:pPr>
@@ -6819,16 +6919,18 @@
         <w:tc>
           <w:tcPr>
             <w:tcW w:type="dxa" w:w="2045"/>
-            <w:vAlign w:val="center"/>
-          </w:tcPr>
-          <w:p>
-            <w:pPr>
-              <w:spacing w:after="20"/>
-            </w:pPr>
-            <w:r/>
-            <w:r>
-              <w:rPr>
-                <w:b w:val="0"/>
+            <w:shd w:fill="E5F3F1"/>
+            <w:vAlign w:val="center"/>
+          </w:tcPr>
+          <w:p>
+            <w:pPr>
+              <w:spacing w:after="20"/>
+            </w:pPr>
+            <w:r/>
+            <w:r>
+              <w:rPr>
+                <w:b w:val="0"/>
+                <w:color w:val="0F766E"/>
                 <w:sz w:val="16"/>
               </w:rPr>
               <w:t>Khá</w:t>
@@ -6916,16 +7018,18 @@
         <w:tc>
           <w:tcPr>
             <w:tcW w:type="dxa" w:w="2045"/>
-            <w:vAlign w:val="center"/>
-          </w:tcPr>
-          <w:p>
-            <w:pPr>
-              <w:spacing w:after="20"/>
-            </w:pPr>
-            <w:r/>
-            <w:r>
-              <w:rPr>
-                <w:b w:val="0"/>
+            <w:shd w:fill="E5F3F1"/>
+            <w:vAlign w:val="center"/>
+          </w:tcPr>
+          <w:p>
+            <w:pPr>
+              <w:spacing w:after="20"/>
+            </w:pPr>
+            <w:r/>
+            <w:r>
+              <w:rPr>
+                <w:b w:val="0"/>
+                <w:color w:val="0F766E"/>
                 <w:sz w:val="16"/>
               </w:rPr>
               <w:t>Khá</w:t>
@@ -7013,18 +7117,18 @@
         <w:tc>
           <w:tcPr>
             <w:tcW w:type="dxa" w:w="2045"/>
-            <w:shd w:fill="E2F0D9"/>
-            <w:vAlign w:val="center"/>
-          </w:tcPr>
-          <w:p>
-            <w:pPr>
-              <w:spacing w:after="20"/>
-            </w:pPr>
-            <w:r/>
-            <w:r>
-              <w:rPr>
-                <w:b w:val="0"/>
-                <w:color w:val="216E39"/>
+            <w:shd w:fill="E7F3E5"/>
+            <w:vAlign w:val="center"/>
+          </w:tcPr>
+          <w:p>
+            <w:pPr>
+              <w:spacing w:after="20"/>
+            </w:pPr>
+            <w:r/>
+            <w:r>
+              <w:rPr>
+                <w:b w:val="0"/>
+                <w:color w:val="3F7D4A"/>
                 <w:sz w:val="16"/>
               </w:rPr>
               <w:t>Rất tốt</w:t>
@@ -7112,16 +7216,18 @@
         <w:tc>
           <w:tcPr>
             <w:tcW w:type="dxa" w:w="2045"/>
-            <w:vAlign w:val="center"/>
-          </w:tcPr>
-          <w:p>
-            <w:pPr>
-              <w:spacing w:after="20"/>
-            </w:pPr>
-            <w:r/>
-            <w:r>
-              <w:rPr>
-                <w:b w:val="0"/>
+            <w:shd w:fill="E5F3F1"/>
+            <w:vAlign w:val="center"/>
+          </w:tcPr>
+          <w:p>
+            <w:pPr>
+              <w:spacing w:after="20"/>
+            </w:pPr>
+            <w:r/>
+            <w:r>
+              <w:rPr>
+                <w:b w:val="0"/>
+                <w:color w:val="0F766E"/>
                 <w:sz w:val="16"/>
               </w:rPr>
               <w:t>Khá</w:t>
@@ -7209,16 +7315,18 @@
         <w:tc>
           <w:tcPr>
             <w:tcW w:type="dxa" w:w="2045"/>
-            <w:vAlign w:val="center"/>
-          </w:tcPr>
-          <w:p>
-            <w:pPr>
-              <w:spacing w:after="20"/>
-            </w:pPr>
-            <w:r/>
-            <w:r>
-              <w:rPr>
-                <w:b w:val="0"/>
+            <w:shd w:fill="E5F3F1"/>
+            <w:vAlign w:val="center"/>
+          </w:tcPr>
+          <w:p>
+            <w:pPr>
+              <w:spacing w:after="20"/>
+            </w:pPr>
+            <w:r/>
+            <w:r>
+              <w:rPr>
+                <w:b w:val="0"/>
+                <w:color w:val="0F766E"/>
                 <w:sz w:val="16"/>
               </w:rPr>
               <w:t>Khá</w:t>
@@ -7306,16 +7414,18 @@
         <w:tc>
           <w:tcPr>
             <w:tcW w:type="dxa" w:w="2045"/>
-            <w:vAlign w:val="center"/>
-          </w:tcPr>
-          <w:p>
-            <w:pPr>
-              <w:spacing w:after="20"/>
-            </w:pPr>
-            <w:r/>
-            <w:r>
-              <w:rPr>
-                <w:b w:val="0"/>
+            <w:shd w:fill="E5F3F1"/>
+            <w:vAlign w:val="center"/>
+          </w:tcPr>
+          <w:p>
+            <w:pPr>
+              <w:spacing w:after="20"/>
+            </w:pPr>
+            <w:r/>
+            <w:r>
+              <w:rPr>
+                <w:b w:val="0"/>
+                <w:color w:val="0F766E"/>
                 <w:sz w:val="16"/>
               </w:rPr>
               <w:t>Khá</w:t>
@@ -7403,16 +7513,18 @@
         <w:tc>
           <w:tcPr>
             <w:tcW w:type="dxa" w:w="2045"/>
-            <w:vAlign w:val="center"/>
-          </w:tcPr>
-          <w:p>
-            <w:pPr>
-              <w:spacing w:after="20"/>
-            </w:pPr>
-            <w:r/>
-            <w:r>
-              <w:rPr>
-                <w:b w:val="0"/>
+            <w:shd w:fill="E5F3F1"/>
+            <w:vAlign w:val="center"/>
+          </w:tcPr>
+          <w:p>
+            <w:pPr>
+              <w:spacing w:after="20"/>
+            </w:pPr>
+            <w:r/>
+            <w:r>
+              <w:rPr>
+                <w:b w:val="0"/>
+                <w:color w:val="0F766E"/>
                 <w:sz w:val="16"/>
               </w:rPr>
               <w:t>Khá</w:t>
@@ -7500,16 +7612,18 @@
         <w:tc>
           <w:tcPr>
             <w:tcW w:type="dxa" w:w="2045"/>
-            <w:vAlign w:val="center"/>
-          </w:tcPr>
-          <w:p>
-            <w:pPr>
-              <w:spacing w:after="20"/>
-            </w:pPr>
-            <w:r/>
-            <w:r>
-              <w:rPr>
-                <w:b w:val="0"/>
+            <w:shd w:fill="E5F3F1"/>
+            <w:vAlign w:val="center"/>
+          </w:tcPr>
+          <w:p>
+            <w:pPr>
+              <w:spacing w:after="20"/>
+            </w:pPr>
+            <w:r/>
+            <w:r>
+              <w:rPr>
+                <w:b w:val="0"/>
+                <w:color w:val="0F766E"/>
                 <w:sz w:val="16"/>
               </w:rPr>
               <w:t>Khá</w:t>
@@ -7597,18 +7711,18 @@
         <w:tc>
           <w:tcPr>
             <w:tcW w:type="dxa" w:w="2045"/>
-            <w:shd w:fill="FCE4D6"/>
-            <w:vAlign w:val="center"/>
-          </w:tcPr>
-          <w:p>
-            <w:pPr>
-              <w:spacing w:after="20"/>
-            </w:pPr>
-            <w:r/>
-            <w:r>
-              <w:rPr>
-                <w:b w:val="0"/>
-                <w:color w:val="9C0006"/>
+            <w:shd w:fill="FDE8E2"/>
+            <w:vAlign w:val="center"/>
+          </w:tcPr>
+          <w:p>
+            <w:pPr>
+              <w:spacing w:after="20"/>
+            </w:pPr>
+            <w:r/>
+            <w:r>
+              <w:rPr>
+                <w:b w:val="0"/>
+                <w:color w:val="C2413B"/>
                 <w:sz w:val="16"/>
               </w:rPr>
               <w:t>Cẩn trọng</w:t>
@@ -7696,16 +7810,18 @@
         <w:tc>
           <w:tcPr>
             <w:tcW w:type="dxa" w:w="2045"/>
-            <w:vAlign w:val="center"/>
-          </w:tcPr>
-          <w:p>
-            <w:pPr>
-              <w:spacing w:after="20"/>
-            </w:pPr>
-            <w:r/>
-            <w:r>
-              <w:rPr>
-                <w:b w:val="0"/>
+            <w:shd w:fill="E5F3F1"/>
+            <w:vAlign w:val="center"/>
+          </w:tcPr>
+          <w:p>
+            <w:pPr>
+              <w:spacing w:after="20"/>
+            </w:pPr>
+            <w:r/>
+            <w:r>
+              <w:rPr>
+                <w:b w:val="0"/>
+                <w:color w:val="0F766E"/>
                 <w:sz w:val="16"/>
               </w:rPr>
               <w:t>Khá</w:t>
@@ -7793,16 +7909,18 @@
         <w:tc>
           <w:tcPr>
             <w:tcW w:type="dxa" w:w="2045"/>
-            <w:vAlign w:val="center"/>
-          </w:tcPr>
-          <w:p>
-            <w:pPr>
-              <w:spacing w:after="20"/>
-            </w:pPr>
-            <w:r/>
-            <w:r>
-              <w:rPr>
-                <w:b w:val="0"/>
+            <w:shd w:fill="E5F3F1"/>
+            <w:vAlign w:val="center"/>
+          </w:tcPr>
+          <w:p>
+            <w:pPr>
+              <w:spacing w:after="20"/>
+            </w:pPr>
+            <w:r/>
+            <w:r>
+              <w:rPr>
+                <w:b w:val="0"/>
+                <w:color w:val="0F766E"/>
                 <w:sz w:val="16"/>
               </w:rPr>
               <w:t>Khá</w:t>
@@ -7890,16 +8008,18 @@
         <w:tc>
           <w:tcPr>
             <w:tcW w:type="dxa" w:w="2045"/>
-            <w:vAlign w:val="center"/>
-          </w:tcPr>
-          <w:p>
-            <w:pPr>
-              <w:spacing w:after="20"/>
-            </w:pPr>
-            <w:r/>
-            <w:r>
-              <w:rPr>
-                <w:b w:val="0"/>
+            <w:shd w:fill="E5F3F1"/>
+            <w:vAlign w:val="center"/>
+          </w:tcPr>
+          <w:p>
+            <w:pPr>
+              <w:spacing w:after="20"/>
+            </w:pPr>
+            <w:r/>
+            <w:r>
+              <w:rPr>
+                <w:b w:val="0"/>
+                <w:color w:val="0F766E"/>
                 <w:sz w:val="16"/>
               </w:rPr>
               <w:t>Khá</w:t>
@@ -7987,16 +8107,18 @@
         <w:tc>
           <w:tcPr>
             <w:tcW w:type="dxa" w:w="2045"/>
-            <w:vAlign w:val="center"/>
-          </w:tcPr>
-          <w:p>
-            <w:pPr>
-              <w:spacing w:after="20"/>
-            </w:pPr>
-            <w:r/>
-            <w:r>
-              <w:rPr>
-                <w:b w:val="0"/>
+            <w:shd w:fill="E5F3F1"/>
+            <w:vAlign w:val="center"/>
+          </w:tcPr>
+          <w:p>
+            <w:pPr>
+              <w:spacing w:after="20"/>
+            </w:pPr>
+            <w:r/>
+            <w:r>
+              <w:rPr>
+                <w:b w:val="0"/>
+                <w:color w:val="0F766E"/>
                 <w:sz w:val="16"/>
               </w:rPr>
               <w:t>Khá</w:t>
@@ -8084,16 +8206,18 @@
         <w:tc>
           <w:tcPr>
             <w:tcW w:type="dxa" w:w="2045"/>
-            <w:vAlign w:val="center"/>
-          </w:tcPr>
-          <w:p>
-            <w:pPr>
-              <w:spacing w:after="20"/>
-            </w:pPr>
-            <w:r/>
-            <w:r>
-              <w:rPr>
-                <w:b w:val="0"/>
+            <w:shd w:fill="E5F3F1"/>
+            <w:vAlign w:val="center"/>
+          </w:tcPr>
+          <w:p>
+            <w:pPr>
+              <w:spacing w:after="20"/>
+            </w:pPr>
+            <w:r/>
+            <w:r>
+              <w:rPr>
+                <w:b w:val="0"/>
+                <w:color w:val="0F766E"/>
                 <w:sz w:val="16"/>
               </w:rPr>
               <w:t>Khá</w:t>
@@ -8181,18 +8305,18 @@
         <w:tc>
           <w:tcPr>
             <w:tcW w:type="dxa" w:w="2045"/>
-            <w:shd w:fill="E2F0D9"/>
-            <w:vAlign w:val="center"/>
-          </w:tcPr>
-          <w:p>
-            <w:pPr>
-              <w:spacing w:after="20"/>
-            </w:pPr>
-            <w:r/>
-            <w:r>
-              <w:rPr>
-                <w:b w:val="0"/>
-                <w:color w:val="216E39"/>
+            <w:shd w:fill="E7F3E5"/>
+            <w:vAlign w:val="center"/>
+          </w:tcPr>
+          <w:p>
+            <w:pPr>
+              <w:spacing w:after="20"/>
+            </w:pPr>
+            <w:r/>
+            <w:r>
+              <w:rPr>
+                <w:b w:val="0"/>
+                <w:color w:val="3F7D4A"/>
                 <w:sz w:val="16"/>
               </w:rPr>
               <w:t>Rất tốt</w:t>
@@ -8280,16 +8404,18 @@
         <w:tc>
           <w:tcPr>
             <w:tcW w:type="dxa" w:w="2045"/>
-            <w:vAlign w:val="center"/>
-          </w:tcPr>
-          <w:p>
-            <w:pPr>
-              <w:spacing w:after="20"/>
-            </w:pPr>
-            <w:r/>
-            <w:r>
-              <w:rPr>
-                <w:b w:val="0"/>
+            <w:shd w:fill="E5F3F1"/>
+            <w:vAlign w:val="center"/>
+          </w:tcPr>
+          <w:p>
+            <w:pPr>
+              <w:spacing w:after="20"/>
+            </w:pPr>
+            <w:r/>
+            <w:r>
+              <w:rPr>
+                <w:b w:val="0"/>
+                <w:color w:val="0F766E"/>
                 <w:sz w:val="16"/>
               </w:rPr>
               <w:t>Khá</w:t>
@@ -8377,16 +8503,18 @@
         <w:tc>
           <w:tcPr>
             <w:tcW w:type="dxa" w:w="2045"/>
-            <w:vAlign w:val="center"/>
-          </w:tcPr>
-          <w:p>
-            <w:pPr>
-              <w:spacing w:after="20"/>
-            </w:pPr>
-            <w:r/>
-            <w:r>
-              <w:rPr>
-                <w:b w:val="0"/>
+            <w:shd w:fill="E5F3F1"/>
+            <w:vAlign w:val="center"/>
+          </w:tcPr>
+          <w:p>
+            <w:pPr>
+              <w:spacing w:after="20"/>
+            </w:pPr>
+            <w:r/>
+            <w:r>
+              <w:rPr>
+                <w:b w:val="0"/>
+                <w:color w:val="0F766E"/>
                 <w:sz w:val="16"/>
               </w:rPr>
               <w:t>Khá</w:t>
@@ -8474,16 +8602,18 @@
         <w:tc>
           <w:tcPr>
             <w:tcW w:type="dxa" w:w="2045"/>
-            <w:vAlign w:val="center"/>
-          </w:tcPr>
-          <w:p>
-            <w:pPr>
-              <w:spacing w:after="20"/>
-            </w:pPr>
-            <w:r/>
-            <w:r>
-              <w:rPr>
-                <w:b w:val="0"/>
+            <w:shd w:fill="E5F3F1"/>
+            <w:vAlign w:val="center"/>
+          </w:tcPr>
+          <w:p>
+            <w:pPr>
+              <w:spacing w:after="20"/>
+            </w:pPr>
+            <w:r/>
+            <w:r>
+              <w:rPr>
+                <w:b w:val="0"/>
+                <w:color w:val="0F766E"/>
                 <w:sz w:val="16"/>
               </w:rPr>
               <w:t>Khá</w:t>
@@ -8571,16 +8701,18 @@
         <w:tc>
           <w:tcPr>
             <w:tcW w:type="dxa" w:w="2045"/>
-            <w:vAlign w:val="center"/>
-          </w:tcPr>
-          <w:p>
-            <w:pPr>
-              <w:spacing w:after="20"/>
-            </w:pPr>
-            <w:r/>
-            <w:r>
-              <w:rPr>
-                <w:b w:val="0"/>
+            <w:shd w:fill="E5F3F1"/>
+            <w:vAlign w:val="center"/>
+          </w:tcPr>
+          <w:p>
+            <w:pPr>
+              <w:spacing w:after="20"/>
+            </w:pPr>
+            <w:r/>
+            <w:r>
+              <w:rPr>
+                <w:b w:val="0"/>
+                <w:color w:val="0F766E"/>
                 <w:sz w:val="16"/>
               </w:rPr>
               <w:t>Khá</w:t>
@@ -8668,16 +8800,18 @@
         <w:tc>
           <w:tcPr>
             <w:tcW w:type="dxa" w:w="2045"/>
-            <w:vAlign w:val="center"/>
-          </w:tcPr>
-          <w:p>
-            <w:pPr>
-              <w:spacing w:after="20"/>
-            </w:pPr>
-            <w:r/>
-            <w:r>
-              <w:rPr>
-                <w:b w:val="0"/>
+            <w:shd w:fill="E5F3F1"/>
+            <w:vAlign w:val="center"/>
+          </w:tcPr>
+          <w:p>
+            <w:pPr>
+              <w:spacing w:after="20"/>
+            </w:pPr>
+            <w:r/>
+            <w:r>
+              <w:rPr>
+                <w:b w:val="0"/>
+                <w:color w:val="0F766E"/>
                 <w:sz w:val="16"/>
               </w:rPr>
               <w:t>Khá</w:t>
@@ -8765,18 +8899,18 @@
         <w:tc>
           <w:tcPr>
             <w:tcW w:type="dxa" w:w="2045"/>
-            <w:shd w:fill="FCE4D6"/>
-            <w:vAlign w:val="center"/>
-          </w:tcPr>
-          <w:p>
-            <w:pPr>
-              <w:spacing w:after="20"/>
-            </w:pPr>
-            <w:r/>
-            <w:r>
-              <w:rPr>
-                <w:b w:val="0"/>
-                <w:color w:val="9C0006"/>
+            <w:shd w:fill="FDE8E2"/>
+            <w:vAlign w:val="center"/>
+          </w:tcPr>
+          <w:p>
+            <w:pPr>
+              <w:spacing w:after="20"/>
+            </w:pPr>
+            <w:r/>
+            <w:r>
+              <w:rPr>
+                <w:b w:val="0"/>
+                <w:color w:val="C2413B"/>
                 <w:sz w:val="16"/>
               </w:rPr>
               <w:t>Cẩn trọng</w:t>
@@ -8864,16 +8998,18 @@
         <w:tc>
           <w:tcPr>
             <w:tcW w:type="dxa" w:w="2045"/>
-            <w:vAlign w:val="center"/>
-          </w:tcPr>
-          <w:p>
-            <w:pPr>
-              <w:spacing w:after="20"/>
-            </w:pPr>
-            <w:r/>
-            <w:r>
-              <w:rPr>
-                <w:b w:val="0"/>
+            <w:shd w:fill="E5F3F1"/>
+            <w:vAlign w:val="center"/>
+          </w:tcPr>
+          <w:p>
+            <w:pPr>
+              <w:spacing w:after="20"/>
+            </w:pPr>
+            <w:r/>
+            <w:r>
+              <w:rPr>
+                <w:b w:val="0"/>
+                <w:color w:val="0F766E"/>
                 <w:sz w:val="16"/>
               </w:rPr>
               <w:t>Khá</w:t>
@@ -8961,16 +9097,18 @@
         <w:tc>
           <w:tcPr>
             <w:tcW w:type="dxa" w:w="2045"/>
-            <w:vAlign w:val="center"/>
-          </w:tcPr>
-          <w:p>
-            <w:pPr>
-              <w:spacing w:after="20"/>
-            </w:pPr>
-            <w:r/>
-            <w:r>
-              <w:rPr>
-                <w:b w:val="0"/>
+            <w:shd w:fill="E5F3F1"/>
+            <w:vAlign w:val="center"/>
+          </w:tcPr>
+          <w:p>
+            <w:pPr>
+              <w:spacing w:after="20"/>
+            </w:pPr>
+            <w:r/>
+            <w:r>
+              <w:rPr>
+                <w:b w:val="0"/>
+                <w:color w:val="0F766E"/>
                 <w:sz w:val="16"/>
               </w:rPr>
               <w:t>Khá</w:t>
@@ -9058,16 +9196,18 @@
         <w:tc>
           <w:tcPr>
             <w:tcW w:type="dxa" w:w="2045"/>
-            <w:vAlign w:val="center"/>
-          </w:tcPr>
-          <w:p>
-            <w:pPr>
-              <w:spacing w:after="20"/>
-            </w:pPr>
-            <w:r/>
-            <w:r>
-              <w:rPr>
-                <w:b w:val="0"/>
+            <w:shd w:fill="E5F3F1"/>
+            <w:vAlign w:val="center"/>
+          </w:tcPr>
+          <w:p>
+            <w:pPr>
+              <w:spacing w:after="20"/>
+            </w:pPr>
+            <w:r/>
+            <w:r>
+              <w:rPr>
+                <w:b w:val="0"/>
+                <w:color w:val="0F766E"/>
                 <w:sz w:val="16"/>
               </w:rPr>
               <w:t>Khá</w:t>
@@ -9155,16 +9295,18 @@
         <w:tc>
           <w:tcPr>
             <w:tcW w:type="dxa" w:w="2045"/>
-            <w:vAlign w:val="center"/>
-          </w:tcPr>
-          <w:p>
-            <w:pPr>
-              <w:spacing w:after="20"/>
-            </w:pPr>
-            <w:r/>
-            <w:r>
-              <w:rPr>
-                <w:b w:val="0"/>
+            <w:shd w:fill="E5F3F1"/>
+            <w:vAlign w:val="center"/>
+          </w:tcPr>
+          <w:p>
+            <w:pPr>
+              <w:spacing w:after="20"/>
+            </w:pPr>
+            <w:r/>
+            <w:r>
+              <w:rPr>
+                <w:b w:val="0"/>
+                <w:color w:val="0F766E"/>
                 <w:sz w:val="16"/>
               </w:rPr>
               <w:t>Khá</w:t>
@@ -9252,16 +9394,18 @@
         <w:tc>
           <w:tcPr>
             <w:tcW w:type="dxa" w:w="2045"/>
-            <w:vAlign w:val="center"/>
-          </w:tcPr>
-          <w:p>
-            <w:pPr>
-              <w:spacing w:after="20"/>
-            </w:pPr>
-            <w:r/>
-            <w:r>
-              <w:rPr>
-                <w:b w:val="0"/>
+            <w:shd w:fill="E5F3F1"/>
+            <w:vAlign w:val="center"/>
+          </w:tcPr>
+          <w:p>
+            <w:pPr>
+              <w:spacing w:after="20"/>
+            </w:pPr>
+            <w:r/>
+            <w:r>
+              <w:rPr>
+                <w:b w:val="0"/>
+                <w:color w:val="0F766E"/>
                 <w:sz w:val="16"/>
               </w:rPr>
               <w:t>Khá</w:t>
@@ -9349,18 +9493,18 @@
         <w:tc>
           <w:tcPr>
             <w:tcW w:type="dxa" w:w="2045"/>
-            <w:shd w:fill="E2F0D9"/>
-            <w:vAlign w:val="center"/>
-          </w:tcPr>
-          <w:p>
-            <w:pPr>
-              <w:spacing w:after="20"/>
-            </w:pPr>
-            <w:r/>
-            <w:r>
-              <w:rPr>
-                <w:b w:val="0"/>
-                <w:color w:val="216E39"/>
+            <w:shd w:fill="E7F3E5"/>
+            <w:vAlign w:val="center"/>
+          </w:tcPr>
+          <w:p>
+            <w:pPr>
+              <w:spacing w:after="20"/>
+            </w:pPr>
+            <w:r/>
+            <w:r>
+              <w:rPr>
+                <w:b w:val="0"/>
+                <w:color w:val="3F7D4A"/>
                 <w:sz w:val="16"/>
               </w:rPr>
               <w:t>Rất tốt</w:t>
@@ -9448,16 +9592,18 @@
         <w:tc>
           <w:tcPr>
             <w:tcW w:type="dxa" w:w="2045"/>
-            <w:vAlign w:val="center"/>
-          </w:tcPr>
-          <w:p>
-            <w:pPr>
-              <w:spacing w:after="20"/>
-            </w:pPr>
-            <w:r/>
-            <w:r>
-              <w:rPr>
-                <w:b w:val="0"/>
+            <w:shd w:fill="E5F3F1"/>
+            <w:vAlign w:val="center"/>
+          </w:tcPr>
+          <w:p>
+            <w:pPr>
+              <w:spacing w:after="20"/>
+            </w:pPr>
+            <w:r/>
+            <w:r>
+              <w:rPr>
+                <w:b w:val="0"/>
+                <w:color w:val="0F766E"/>
                 <w:sz w:val="16"/>
               </w:rPr>
               <w:t>Khá</w:t>
@@ -9545,16 +9691,18 @@
         <w:tc>
           <w:tcPr>
             <w:tcW w:type="dxa" w:w="2045"/>
-            <w:vAlign w:val="center"/>
-          </w:tcPr>
-          <w:p>
-            <w:pPr>
-              <w:spacing w:after="20"/>
-            </w:pPr>
-            <w:r/>
-            <w:r>
-              <w:rPr>
-                <w:b w:val="0"/>
+            <w:shd w:fill="E5F3F1"/>
+            <w:vAlign w:val="center"/>
+          </w:tcPr>
+          <w:p>
+            <w:pPr>
+              <w:spacing w:after="20"/>
+            </w:pPr>
+            <w:r/>
+            <w:r>
+              <w:rPr>
+                <w:b w:val="0"/>
+                <w:color w:val="0F766E"/>
                 <w:sz w:val="16"/>
               </w:rPr>
               <w:t>Khá</w:t>
@@ -9591,7 +9739,7 @@
       <w:pPr>
         <w:spacing w:after="60"/>
         <w:pBdr>
-          <w:bottom w:val="single" w:sz="8" w:color="D9E2F3"/>
+          <w:bottom w:val="single" w:sz="8" w:color="D7C4A3"/>
         </w:pBdr>
       </w:pPr>
     </w:p>
@@ -9601,7 +9749,7 @@
       </w:pPr>
       <w:r>
         <w:rPr>
-          <w:color w:val="1F4E79"/>
+          <w:color w:val="0F766E"/>
         </w:rPr>
         <w:t>Tháng 12 âm – Mệnh Sửu – 07/01/2027 đến 05/02/2027</w:t>
       </w:r>
@@ -9781,7 +9929,7 @@
           <w:tcPr>
             <w:tcW w:type="dxa" w:w="2045"/>
             <w:vAlign w:val="center"/>
-            <w:shd w:fill="17365D"/>
+            <w:shd w:fill="164E63"/>
           </w:tcPr>
           <w:p>
             <w:pPr>
@@ -9802,7 +9950,7 @@
           <w:tcPr>
             <w:tcW w:type="dxa" w:w="2045"/>
             <w:vAlign w:val="center"/>
-            <w:shd w:fill="17365D"/>
+            <w:shd w:fill="164E63"/>
           </w:tcPr>
           <w:p>
             <w:pPr>
@@ -9823,7 +9971,7 @@
           <w:tcPr>
             <w:tcW w:type="dxa" w:w="2045"/>
             <w:vAlign w:val="center"/>
-            <w:shd w:fill="17365D"/>
+            <w:shd w:fill="164E63"/>
           </w:tcPr>
           <w:p>
             <w:pPr>
@@ -9844,7 +9992,7 @@
           <w:tcPr>
             <w:tcW w:type="dxa" w:w="2045"/>
             <w:vAlign w:val="center"/>
-            <w:shd w:fill="17365D"/>
+            <w:shd w:fill="164E63"/>
           </w:tcPr>
           <w:p>
             <w:pPr>
@@ -9865,7 +10013,7 @@
           <w:tcPr>
             <w:tcW w:type="dxa" w:w="2045"/>
             <w:vAlign w:val="center"/>
-            <w:shd w:fill="17365D"/>
+            <w:shd w:fill="164E63"/>
           </w:tcPr>
           <w:p>
             <w:pPr>
@@ -9944,16 +10092,18 @@
         <w:tc>
           <w:tcPr>
             <w:tcW w:type="dxa" w:w="2045"/>
-            <w:vAlign w:val="center"/>
-          </w:tcPr>
-          <w:p>
-            <w:pPr>
-              <w:spacing w:after="20"/>
-            </w:pPr>
-            <w:r/>
-            <w:r>
-              <w:rPr>
-                <w:b w:val="0"/>
+            <w:shd w:fill="E5F3F1"/>
+            <w:vAlign w:val="center"/>
+          </w:tcPr>
+          <w:p>
+            <w:pPr>
+              <w:spacing w:after="20"/>
+            </w:pPr>
+            <w:r/>
+            <w:r>
+              <w:rPr>
+                <w:b w:val="0"/>
+                <w:color w:val="0F766E"/>
                 <w:sz w:val="16"/>
               </w:rPr>
               <w:t>Khá</w:t>
@@ -10041,16 +10191,18 @@
         <w:tc>
           <w:tcPr>
             <w:tcW w:type="dxa" w:w="2045"/>
-            <w:vAlign w:val="center"/>
-          </w:tcPr>
-          <w:p>
-            <w:pPr>
-              <w:spacing w:after="20"/>
-            </w:pPr>
-            <w:r/>
-            <w:r>
-              <w:rPr>
-                <w:b w:val="0"/>
+            <w:shd w:fill="E5F3F1"/>
+            <w:vAlign w:val="center"/>
+          </w:tcPr>
+          <w:p>
+            <w:pPr>
+              <w:spacing w:after="20"/>
+            </w:pPr>
+            <w:r/>
+            <w:r>
+              <w:rPr>
+                <w:b w:val="0"/>
+                <w:color w:val="0F766E"/>
                 <w:sz w:val="16"/>
               </w:rPr>
               <w:t>Khá</w:t>
@@ -10138,16 +10290,18 @@
         <w:tc>
           <w:tcPr>
             <w:tcW w:type="dxa" w:w="2045"/>
-            <w:vAlign w:val="center"/>
-          </w:tcPr>
-          <w:p>
-            <w:pPr>
-              <w:spacing w:after="20"/>
-            </w:pPr>
-            <w:r/>
-            <w:r>
-              <w:rPr>
-                <w:b w:val="0"/>
+            <w:shd w:fill="E5F3F1"/>
+            <w:vAlign w:val="center"/>
+          </w:tcPr>
+          <w:p>
+            <w:pPr>
+              <w:spacing w:after="20"/>
+            </w:pPr>
+            <w:r/>
+            <w:r>
+              <w:rPr>
+                <w:b w:val="0"/>
+                <w:color w:val="0F766E"/>
                 <w:sz w:val="16"/>
               </w:rPr>
               <w:t>Khá</w:t>
@@ -10235,16 +10389,18 @@
         <w:tc>
           <w:tcPr>
             <w:tcW w:type="dxa" w:w="2045"/>
-            <w:vAlign w:val="center"/>
-          </w:tcPr>
-          <w:p>
-            <w:pPr>
-              <w:spacing w:after="20"/>
-            </w:pPr>
-            <w:r/>
-            <w:r>
-              <w:rPr>
-                <w:b w:val="0"/>
+            <w:shd w:fill="E5F3F1"/>
+            <w:vAlign w:val="center"/>
+          </w:tcPr>
+          <w:p>
+            <w:pPr>
+              <w:spacing w:after="20"/>
+            </w:pPr>
+            <w:r/>
+            <w:r>
+              <w:rPr>
+                <w:b w:val="0"/>
+                <w:color w:val="0F766E"/>
                 <w:sz w:val="16"/>
               </w:rPr>
               <w:t>Khá</w:t>
@@ -10332,18 +10488,18 @@
         <w:tc>
           <w:tcPr>
             <w:tcW w:type="dxa" w:w="2045"/>
-            <w:shd w:fill="FCE4D6"/>
-            <w:vAlign w:val="center"/>
-          </w:tcPr>
-          <w:p>
-            <w:pPr>
-              <w:spacing w:after="20"/>
-            </w:pPr>
-            <w:r/>
-            <w:r>
-              <w:rPr>
-                <w:b w:val="0"/>
-                <w:color w:val="9C0006"/>
+            <w:shd w:fill="FDE8E2"/>
+            <w:vAlign w:val="center"/>
+          </w:tcPr>
+          <w:p>
+            <w:pPr>
+              <w:spacing w:after="20"/>
+            </w:pPr>
+            <w:r/>
+            <w:r>
+              <w:rPr>
+                <w:b w:val="0"/>
+                <w:color w:val="C2413B"/>
                 <w:sz w:val="16"/>
               </w:rPr>
               <w:t>Cẩn trọng</w:t>
@@ -10431,16 +10587,18 @@
         <w:tc>
           <w:tcPr>
             <w:tcW w:type="dxa" w:w="2045"/>
-            <w:vAlign w:val="center"/>
-          </w:tcPr>
-          <w:p>
-            <w:pPr>
-              <w:spacing w:after="20"/>
-            </w:pPr>
-            <w:r/>
-            <w:r>
-              <w:rPr>
-                <w:b w:val="0"/>
+            <w:shd w:fill="E5F3F1"/>
+            <w:vAlign w:val="center"/>
+          </w:tcPr>
+          <w:p>
+            <w:pPr>
+              <w:spacing w:after="20"/>
+            </w:pPr>
+            <w:r/>
+            <w:r>
+              <w:rPr>
+                <w:b w:val="0"/>
+                <w:color w:val="0F766E"/>
                 <w:sz w:val="16"/>
               </w:rPr>
               <w:t>Khá</w:t>
@@ -10528,16 +10686,18 @@
         <w:tc>
           <w:tcPr>
             <w:tcW w:type="dxa" w:w="2045"/>
-            <w:vAlign w:val="center"/>
-          </w:tcPr>
-          <w:p>
-            <w:pPr>
-              <w:spacing w:after="20"/>
-            </w:pPr>
-            <w:r/>
-            <w:r>
-              <w:rPr>
-                <w:b w:val="0"/>
+            <w:shd w:fill="FFF4D6"/>
+            <w:vAlign w:val="center"/>
+          </w:tcPr>
+          <w:p>
+            <w:pPr>
+              <w:spacing w:after="20"/>
+            </w:pPr>
+            <w:r/>
+            <w:r>
+              <w:rPr>
+                <w:b w:val="0"/>
+                <w:color w:val="B7791F"/>
                 <w:sz w:val="16"/>
               </w:rPr>
               <w:t>Tốt</w:t>
@@ -10625,16 +10785,18 @@
         <w:tc>
           <w:tcPr>
             <w:tcW w:type="dxa" w:w="2045"/>
-            <w:vAlign w:val="center"/>
-          </w:tcPr>
-          <w:p>
-            <w:pPr>
-              <w:spacing w:after="20"/>
-            </w:pPr>
-            <w:r/>
-            <w:r>
-              <w:rPr>
-                <w:b w:val="0"/>
+            <w:shd w:fill="E5F3F1"/>
+            <w:vAlign w:val="center"/>
+          </w:tcPr>
+          <w:p>
+            <w:pPr>
+              <w:spacing w:after="20"/>
+            </w:pPr>
+            <w:r/>
+            <w:r>
+              <w:rPr>
+                <w:b w:val="0"/>
+                <w:color w:val="0F766E"/>
                 <w:sz w:val="16"/>
               </w:rPr>
               <w:t>Khá</w:t>
@@ -10722,16 +10884,18 @@
         <w:tc>
           <w:tcPr>
             <w:tcW w:type="dxa" w:w="2045"/>
-            <w:vAlign w:val="center"/>
-          </w:tcPr>
-          <w:p>
-            <w:pPr>
-              <w:spacing w:after="20"/>
-            </w:pPr>
-            <w:r/>
-            <w:r>
-              <w:rPr>
-                <w:b w:val="0"/>
+            <w:shd w:fill="E5F3F1"/>
+            <w:vAlign w:val="center"/>
+          </w:tcPr>
+          <w:p>
+            <w:pPr>
+              <w:spacing w:after="20"/>
+            </w:pPr>
+            <w:r/>
+            <w:r>
+              <w:rPr>
+                <w:b w:val="0"/>
+                <w:color w:val="0F766E"/>
                 <w:sz w:val="16"/>
               </w:rPr>
               <w:t>Khá</w:t>
@@ -10819,16 +10983,18 @@
         <w:tc>
           <w:tcPr>
             <w:tcW w:type="dxa" w:w="2045"/>
-            <w:vAlign w:val="center"/>
-          </w:tcPr>
-          <w:p>
-            <w:pPr>
-              <w:spacing w:after="20"/>
-            </w:pPr>
-            <w:r/>
-            <w:r>
-              <w:rPr>
-                <w:b w:val="0"/>
+            <w:shd w:fill="E5F3F1"/>
+            <w:vAlign w:val="center"/>
+          </w:tcPr>
+          <w:p>
+            <w:pPr>
+              <w:spacing w:after="20"/>
+            </w:pPr>
+            <w:r/>
+            <w:r>
+              <w:rPr>
+                <w:b w:val="0"/>
+                <w:color w:val="0F766E"/>
                 <w:sz w:val="16"/>
               </w:rPr>
               <w:t>Khá</w:t>
@@ -10916,18 +11082,18 @@
         <w:tc>
           <w:tcPr>
             <w:tcW w:type="dxa" w:w="2045"/>
-            <w:shd w:fill="E2F0D9"/>
-            <w:vAlign w:val="center"/>
-          </w:tcPr>
-          <w:p>
-            <w:pPr>
-              <w:spacing w:after="20"/>
-            </w:pPr>
-            <w:r/>
-            <w:r>
-              <w:rPr>
-                <w:b w:val="0"/>
-                <w:color w:val="216E39"/>
+            <w:shd w:fill="E7F3E5"/>
+            <w:vAlign w:val="center"/>
+          </w:tcPr>
+          <w:p>
+            <w:pPr>
+              <w:spacing w:after="20"/>
+            </w:pPr>
+            <w:r/>
+            <w:r>
+              <w:rPr>
+                <w:b w:val="0"/>
+                <w:color w:val="3F7D4A"/>
                 <w:sz w:val="16"/>
               </w:rPr>
               <w:t>Rất tốt</w:t>
@@ -11015,16 +11181,18 @@
         <w:tc>
           <w:tcPr>
             <w:tcW w:type="dxa" w:w="2045"/>
-            <w:vAlign w:val="center"/>
-          </w:tcPr>
-          <w:p>
-            <w:pPr>
-              <w:spacing w:after="20"/>
-            </w:pPr>
-            <w:r/>
-            <w:r>
-              <w:rPr>
-                <w:b w:val="0"/>
+            <w:shd w:fill="E5F3F1"/>
+            <w:vAlign w:val="center"/>
+          </w:tcPr>
+          <w:p>
+            <w:pPr>
+              <w:spacing w:after="20"/>
+            </w:pPr>
+            <w:r/>
+            <w:r>
+              <w:rPr>
+                <w:b w:val="0"/>
+                <w:color w:val="0F766E"/>
                 <w:sz w:val="16"/>
               </w:rPr>
               <w:t>Khá</w:t>
@@ -11112,16 +11280,18 @@
         <w:tc>
           <w:tcPr>
             <w:tcW w:type="dxa" w:w="2045"/>
-            <w:vAlign w:val="center"/>
-          </w:tcPr>
-          <w:p>
-            <w:pPr>
-              <w:spacing w:after="20"/>
-            </w:pPr>
-            <w:r/>
-            <w:r>
-              <w:rPr>
-                <w:b w:val="0"/>
+            <w:shd w:fill="E5F3F1"/>
+            <w:vAlign w:val="center"/>
+          </w:tcPr>
+          <w:p>
+            <w:pPr>
+              <w:spacing w:after="20"/>
+            </w:pPr>
+            <w:r/>
+            <w:r>
+              <w:rPr>
+                <w:b w:val="0"/>
+                <w:color w:val="0F766E"/>
                 <w:sz w:val="16"/>
               </w:rPr>
               <w:t>Khá</w:t>
@@ -11209,16 +11379,18 @@
         <w:tc>
           <w:tcPr>
             <w:tcW w:type="dxa" w:w="2045"/>
-            <w:vAlign w:val="center"/>
-          </w:tcPr>
-          <w:p>
-            <w:pPr>
-              <w:spacing w:after="20"/>
-            </w:pPr>
-            <w:r/>
-            <w:r>
-              <w:rPr>
-                <w:b w:val="0"/>
+            <w:shd w:fill="E5F3F1"/>
+            <w:vAlign w:val="center"/>
+          </w:tcPr>
+          <w:p>
+            <w:pPr>
+              <w:spacing w:after="20"/>
+            </w:pPr>
+            <w:r/>
+            <w:r>
+              <w:rPr>
+                <w:b w:val="0"/>
+                <w:color w:val="0F766E"/>
                 <w:sz w:val="16"/>
               </w:rPr>
               <w:t>Khá</w:t>
@@ -11306,16 +11478,18 @@
         <w:tc>
           <w:tcPr>
             <w:tcW w:type="dxa" w:w="2045"/>
-            <w:vAlign w:val="center"/>
-          </w:tcPr>
-          <w:p>
-            <w:pPr>
-              <w:spacing w:after="20"/>
-            </w:pPr>
-            <w:r/>
-            <w:r>
-              <w:rPr>
-                <w:b w:val="0"/>
+            <w:shd w:fill="E5F3F1"/>
+            <w:vAlign w:val="center"/>
+          </w:tcPr>
+          <w:p>
+            <w:pPr>
+              <w:spacing w:after="20"/>
+            </w:pPr>
+            <w:r/>
+            <w:r>
+              <w:rPr>
+                <w:b w:val="0"/>
+                <w:color w:val="0F766E"/>
                 <w:sz w:val="16"/>
               </w:rPr>
               <w:t>Khá</w:t>
@@ -11403,16 +11577,18 @@
         <w:tc>
           <w:tcPr>
             <w:tcW w:type="dxa" w:w="2045"/>
-            <w:vAlign w:val="center"/>
-          </w:tcPr>
-          <w:p>
-            <w:pPr>
-              <w:spacing w:after="20"/>
-            </w:pPr>
-            <w:r/>
-            <w:r>
-              <w:rPr>
-                <w:b w:val="0"/>
+            <w:shd w:fill="E5F3F1"/>
+            <w:vAlign w:val="center"/>
+          </w:tcPr>
+          <w:p>
+            <w:pPr>
+              <w:spacing w:after="20"/>
+            </w:pPr>
+            <w:r/>
+            <w:r>
+              <w:rPr>
+                <w:b w:val="0"/>
+                <w:color w:val="0F766E"/>
                 <w:sz w:val="16"/>
               </w:rPr>
               <w:t>Khá</w:t>
@@ -11500,18 +11676,18 @@
         <w:tc>
           <w:tcPr>
             <w:tcW w:type="dxa" w:w="2045"/>
-            <w:shd w:fill="FCE4D6"/>
-            <w:vAlign w:val="center"/>
-          </w:tcPr>
-          <w:p>
-            <w:pPr>
-              <w:spacing w:after="20"/>
-            </w:pPr>
-            <w:r/>
-            <w:r>
-              <w:rPr>
-                <w:b w:val="0"/>
-                <w:color w:val="9C0006"/>
+            <w:shd w:fill="FDE8E2"/>
+            <w:vAlign w:val="center"/>
+          </w:tcPr>
+          <w:p>
+            <w:pPr>
+              <w:spacing w:after="20"/>
+            </w:pPr>
+            <w:r/>
+            <w:r>
+              <w:rPr>
+                <w:b w:val="0"/>
+                <w:color w:val="C2413B"/>
                 <w:sz w:val="16"/>
               </w:rPr>
               <w:t>Cẩn trọng</w:t>
@@ -11599,16 +11775,18 @@
         <w:tc>
           <w:tcPr>
             <w:tcW w:type="dxa" w:w="2045"/>
-            <w:vAlign w:val="center"/>
-          </w:tcPr>
-          <w:p>
-            <w:pPr>
-              <w:spacing w:after="20"/>
-            </w:pPr>
-            <w:r/>
-            <w:r>
-              <w:rPr>
-                <w:b w:val="0"/>
+            <w:shd w:fill="E5F3F1"/>
+            <w:vAlign w:val="center"/>
+          </w:tcPr>
+          <w:p>
+            <w:pPr>
+              <w:spacing w:after="20"/>
+            </w:pPr>
+            <w:r/>
+            <w:r>
+              <w:rPr>
+                <w:b w:val="0"/>
+                <w:color w:val="0F766E"/>
                 <w:sz w:val="16"/>
               </w:rPr>
               <w:t>Khá</w:t>
@@ -11696,16 +11874,18 @@
         <w:tc>
           <w:tcPr>
             <w:tcW w:type="dxa" w:w="2045"/>
-            <w:vAlign w:val="center"/>
-          </w:tcPr>
-          <w:p>
-            <w:pPr>
-              <w:spacing w:after="20"/>
-            </w:pPr>
-            <w:r/>
-            <w:r>
-              <w:rPr>
-                <w:b w:val="0"/>
+            <w:shd w:fill="FFF4D6"/>
+            <w:vAlign w:val="center"/>
+          </w:tcPr>
+          <w:p>
+            <w:pPr>
+              <w:spacing w:after="20"/>
+            </w:pPr>
+            <w:r/>
+            <w:r>
+              <w:rPr>
+                <w:b w:val="0"/>
+                <w:color w:val="B7791F"/>
                 <w:sz w:val="16"/>
               </w:rPr>
               <w:t>Tốt</w:t>
@@ -11793,16 +11973,18 @@
         <w:tc>
           <w:tcPr>
             <w:tcW w:type="dxa" w:w="2045"/>
-            <w:vAlign w:val="center"/>
-          </w:tcPr>
-          <w:p>
-            <w:pPr>
-              <w:spacing w:after="20"/>
-            </w:pPr>
-            <w:r/>
-            <w:r>
-              <w:rPr>
-                <w:b w:val="0"/>
+            <w:shd w:fill="E5F3F1"/>
+            <w:vAlign w:val="center"/>
+          </w:tcPr>
+          <w:p>
+            <w:pPr>
+              <w:spacing w:after="20"/>
+            </w:pPr>
+            <w:r/>
+            <w:r>
+              <w:rPr>
+                <w:b w:val="0"/>
+                <w:color w:val="0F766E"/>
                 <w:sz w:val="16"/>
               </w:rPr>
               <w:t>Khá</w:t>
@@ -11890,16 +12072,18 @@
         <w:tc>
           <w:tcPr>
             <w:tcW w:type="dxa" w:w="2045"/>
-            <w:vAlign w:val="center"/>
-          </w:tcPr>
-          <w:p>
-            <w:pPr>
-              <w:spacing w:after="20"/>
-            </w:pPr>
-            <w:r/>
-            <w:r>
-              <w:rPr>
-                <w:b w:val="0"/>
+            <w:shd w:fill="E5F3F1"/>
+            <w:vAlign w:val="center"/>
+          </w:tcPr>
+          <w:p>
+            <w:pPr>
+              <w:spacing w:after="20"/>
+            </w:pPr>
+            <w:r/>
+            <w:r>
+              <w:rPr>
+                <w:b w:val="0"/>
+                <w:color w:val="0F766E"/>
                 <w:sz w:val="16"/>
               </w:rPr>
               <w:t>Khá</w:t>
@@ -11987,16 +12171,18 @@
         <w:tc>
           <w:tcPr>
             <w:tcW w:type="dxa" w:w="2045"/>
-            <w:vAlign w:val="center"/>
-          </w:tcPr>
-          <w:p>
-            <w:pPr>
-              <w:spacing w:after="20"/>
-            </w:pPr>
-            <w:r/>
-            <w:r>
-              <w:rPr>
-                <w:b w:val="0"/>
+            <w:shd w:fill="E5F3F1"/>
+            <w:vAlign w:val="center"/>
+          </w:tcPr>
+          <w:p>
+            <w:pPr>
+              <w:spacing w:after="20"/>
+            </w:pPr>
+            <w:r/>
+            <w:r>
+              <w:rPr>
+                <w:b w:val="0"/>
+                <w:color w:val="0F766E"/>
                 <w:sz w:val="16"/>
               </w:rPr>
               <w:t>Khá</w:t>
@@ -12084,18 +12270,18 @@
         <w:tc>
           <w:tcPr>
             <w:tcW w:type="dxa" w:w="2045"/>
-            <w:shd w:fill="E2F0D9"/>
-            <w:vAlign w:val="center"/>
-          </w:tcPr>
-          <w:p>
-            <w:pPr>
-              <w:spacing w:after="20"/>
-            </w:pPr>
-            <w:r/>
-            <w:r>
-              <w:rPr>
-                <w:b w:val="0"/>
-                <w:color w:val="216E39"/>
+            <w:shd w:fill="E7F3E5"/>
+            <w:vAlign w:val="center"/>
+          </w:tcPr>
+          <w:p>
+            <w:pPr>
+              <w:spacing w:after="20"/>
+            </w:pPr>
+            <w:r/>
+            <w:r>
+              <w:rPr>
+                <w:b w:val="0"/>
+                <w:color w:val="3F7D4A"/>
                 <w:sz w:val="16"/>
               </w:rPr>
               <w:t>Rất tốt</w:t>
@@ -12183,16 +12369,18 @@
         <w:tc>
           <w:tcPr>
             <w:tcW w:type="dxa" w:w="2045"/>
-            <w:vAlign w:val="center"/>
-          </w:tcPr>
-          <w:p>
-            <w:pPr>
-              <w:spacing w:after="20"/>
-            </w:pPr>
-            <w:r/>
-            <w:r>
-              <w:rPr>
-                <w:b w:val="0"/>
+            <w:shd w:fill="E5F3F1"/>
+            <w:vAlign w:val="center"/>
+          </w:tcPr>
+          <w:p>
+            <w:pPr>
+              <w:spacing w:after="20"/>
+            </w:pPr>
+            <w:r/>
+            <w:r>
+              <w:rPr>
+                <w:b w:val="0"/>
+                <w:color w:val="0F766E"/>
                 <w:sz w:val="16"/>
               </w:rPr>
               <w:t>Khá</w:t>
@@ -12280,16 +12468,18 @@
         <w:tc>
           <w:tcPr>
             <w:tcW w:type="dxa" w:w="2045"/>
-            <w:vAlign w:val="center"/>
-          </w:tcPr>
-          <w:p>
-            <w:pPr>
-              <w:spacing w:after="20"/>
-            </w:pPr>
-            <w:r/>
-            <w:r>
-              <w:rPr>
-                <w:b w:val="0"/>
+            <w:shd w:fill="E5F3F1"/>
+            <w:vAlign w:val="center"/>
+          </w:tcPr>
+          <w:p>
+            <w:pPr>
+              <w:spacing w:after="20"/>
+            </w:pPr>
+            <w:r/>
+            <w:r>
+              <w:rPr>
+                <w:b w:val="0"/>
+                <w:color w:val="0F766E"/>
                 <w:sz w:val="16"/>
               </w:rPr>
               <w:t>Khá</w:t>
@@ -12377,16 +12567,18 @@
         <w:tc>
           <w:tcPr>
             <w:tcW w:type="dxa" w:w="2045"/>
-            <w:vAlign w:val="center"/>
-          </w:tcPr>
-          <w:p>
-            <w:pPr>
-              <w:spacing w:after="20"/>
-            </w:pPr>
-            <w:r/>
-            <w:r>
-              <w:rPr>
-                <w:b w:val="0"/>
+            <w:shd w:fill="E5F3F1"/>
+            <w:vAlign w:val="center"/>
+          </w:tcPr>
+          <w:p>
+            <w:pPr>
+              <w:spacing w:after="20"/>
+            </w:pPr>
+            <w:r/>
+            <w:r>
+              <w:rPr>
+                <w:b w:val="0"/>
+                <w:color w:val="0F766E"/>
                 <w:sz w:val="16"/>
               </w:rPr>
               <w:t>Khá</w:t>
@@ -12474,16 +12666,18 @@
         <w:tc>
           <w:tcPr>
             <w:tcW w:type="dxa" w:w="2045"/>
-            <w:vAlign w:val="center"/>
-          </w:tcPr>
-          <w:p>
-            <w:pPr>
-              <w:spacing w:after="20"/>
-            </w:pPr>
-            <w:r/>
-            <w:r>
-              <w:rPr>
-                <w:b w:val="0"/>
+            <w:shd w:fill="E5F3F1"/>
+            <w:vAlign w:val="center"/>
+          </w:tcPr>
+          <w:p>
+            <w:pPr>
+              <w:spacing w:after="20"/>
+            </w:pPr>
+            <w:r/>
+            <w:r>
+              <w:rPr>
+                <w:b w:val="0"/>
+                <w:color w:val="0F766E"/>
                 <w:sz w:val="16"/>
               </w:rPr>
               <w:t>Khá</w:t>
@@ -12571,16 +12765,18 @@
         <w:tc>
           <w:tcPr>
             <w:tcW w:type="dxa" w:w="2045"/>
-            <w:vAlign w:val="center"/>
-          </w:tcPr>
-          <w:p>
-            <w:pPr>
-              <w:spacing w:after="20"/>
-            </w:pPr>
-            <w:r/>
-            <w:r>
-              <w:rPr>
-                <w:b w:val="0"/>
+            <w:shd w:fill="E5F3F1"/>
+            <w:vAlign w:val="center"/>
+          </w:tcPr>
+          <w:p>
+            <w:pPr>
+              <w:spacing w:after="20"/>
+            </w:pPr>
+            <w:r/>
+            <w:r>
+              <w:rPr>
+                <w:b w:val="0"/>
+                <w:color w:val="0F766E"/>
                 <w:sz w:val="16"/>
               </w:rPr>
               <w:t>Khá</w:t>
@@ -12668,18 +12864,18 @@
         <w:tc>
           <w:tcPr>
             <w:tcW w:type="dxa" w:w="2045"/>
-            <w:shd w:fill="FCE4D6"/>
-            <w:vAlign w:val="center"/>
-          </w:tcPr>
-          <w:p>
-            <w:pPr>
-              <w:spacing w:after="20"/>
-            </w:pPr>
-            <w:r/>
-            <w:r>
-              <w:rPr>
-                <w:b w:val="0"/>
-                <w:color w:val="9C0006"/>
+            <w:shd w:fill="FDE8E2"/>
+            <w:vAlign w:val="center"/>
+          </w:tcPr>
+          <w:p>
+            <w:pPr>
+              <w:spacing w:after="20"/>
+            </w:pPr>
+            <w:r/>
+            <w:r>
+              <w:rPr>
+                <w:b w:val="0"/>
+                <w:color w:val="C2413B"/>
                 <w:sz w:val="16"/>
               </w:rPr>
               <w:t>Cẩn trọng</w:t>
@@ -12767,16 +12963,18 @@
         <w:tc>
           <w:tcPr>
             <w:tcW w:type="dxa" w:w="2045"/>
-            <w:vAlign w:val="center"/>
-          </w:tcPr>
-          <w:p>
-            <w:pPr>
-              <w:spacing w:after="20"/>
-            </w:pPr>
-            <w:r/>
-            <w:r>
-              <w:rPr>
-                <w:b w:val="0"/>
+            <w:shd w:fill="E5F3F1"/>
+            <w:vAlign w:val="center"/>
+          </w:tcPr>
+          <w:p>
+            <w:pPr>
+              <w:spacing w:after="20"/>
+            </w:pPr>
+            <w:r/>
+            <w:r>
+              <w:rPr>
+                <w:b w:val="0"/>
+                <w:color w:val="0F766E"/>
                 <w:sz w:val="16"/>
               </w:rPr>
               <w:t>Khá</w:t>
@@ -12813,7 +13011,7 @@
       <w:pPr>
         <w:spacing w:after="60"/>
         <w:pBdr>
-          <w:bottom w:val="single" w:sz="8" w:color="D9E2F3"/>
+          <w:bottom w:val="single" w:sz="8" w:color="D7C4A3"/>
         </w:pBdr>
       </w:pPr>
     </w:p>
@@ -12823,7 +13021,7 @@
       </w:pPr>
       <w:r>
         <w:rPr>
-          <w:color w:val="9C0006"/>
+          <w:color w:val="C2413B"/>
         </w:rPr>
         <w:t>3. Kết luận hành động</w:t>
       </w:r>
@@ -13351,7 +13549,7 @@
       <w:rFonts w:asciiTheme="majorHAnsi" w:eastAsiaTheme="majorEastAsia" w:hAnsiTheme="majorHAnsi" w:cstheme="majorBidi" w:ascii="Aptos Display" w:hAnsi="Aptos Display" w:eastAsia="Aptos Display"/>
       <w:b/>
       <w:bCs/>
-      <w:color w:val="17365D"/>
+      <w:color w:val="164E63"/>
       <w:sz w:val="36"/>
       <w:szCs w:val="28"/>
     </w:rPr>
@@ -13375,7 +13573,7 @@
       <w:rFonts w:asciiTheme="majorHAnsi" w:eastAsiaTheme="majorEastAsia" w:hAnsiTheme="majorHAnsi" w:cstheme="majorBidi" w:ascii="Aptos Display" w:hAnsi="Aptos Display" w:eastAsia="Aptos Display"/>
       <w:b/>
       <w:bCs/>
-      <w:color w:val="1F4E79"/>
+      <w:color w:val="0F766E"/>
       <w:sz w:val="28"/>
       <w:szCs w:val="26"/>
     </w:rPr>
@@ -13399,7 +13597,7 @@
       <w:rFonts w:asciiTheme="majorHAnsi" w:eastAsiaTheme="majorEastAsia" w:hAnsiTheme="majorHAnsi" w:cstheme="majorBidi" w:ascii="Aptos Display" w:hAnsi="Aptos Display" w:eastAsia="Aptos Display"/>
       <w:b/>
       <w:bCs/>
-      <w:color w:val="1F4E79"/>
+      <w:color w:val="0F766E"/>
       <w:sz w:val="22"/>
     </w:rPr>
   </w:style>
